--- a/word_build/pandoc_out.docx
+++ b/word_build/pandoc_out.docx
@@ -7,31 +7,7 @@
         <w:pStyle w:val="af1"/>
       </w:pPr>
       <w:r>
-        <w:t xml:space="preserve">SynGS: synergizing explicit geometry and transformer depth priors for sparse-view 3D Gaussian Splatting</w:t>
-      </w:r>
-    </w:p>
-    <w:p>
-      <w:pPr>
-        <w:pStyle w:val="Author"/>
-      </w:pPr>
-      <w:r>
-        <w:t xml:space="preserve">Junjie Geng*a, Ao Zhanga, and Lian Duana</w:t>
-      </w:r>
-    </w:p>
-    <w:p>
-      <w:pPr>
-        <w:pStyle w:val="Date"/>
-      </w:pPr>
-      <w:r>
-        <w:t xml:space="preserve">aCommunication University of China, State Key Laboratory of Media Convergence and Communication, Intelligent Network and Media Research Center, No. 1 Dingfuzhuang East Street, Chaoyang District, Beijing 100024, China</w:t>
-      </w:r>
-    </w:p>
-    <w:p>
-      <w:pPr>
-        <w:pStyle w:val="FirstParagraph"/>
-      </w:pPr>
-      <w:r>
-        <w:t xml:space="preserve">% *gjj@cuc.edu.cn</w:t>
+        <w:t xml:space="preserve">SynGS manuscript for SPIE A4 Word export</w:t>
       </w:r>
     </w:p>
     <w:bookmarkStart w:id="31" w:name="_abstract"/>
@@ -76,7 +52,7 @@
         <w:pStyle w:val="1"/>
       </w:pPr>
       <w:r>
-        <w:t xml:space="preserve">1. INTRODUCTION</w:t>
+        <w:t xml:space="preserve">INTRODUCTION</w:t>
       </w:r>
     </w:p>
     <w:p>
@@ -294,7 +270,7 @@
         <w:pStyle w:val="1"/>
       </w:pPr>
       <w:r>
-        <w:t xml:space="preserve">2. RELATED WORK</w:t>
+        <w:t xml:space="preserve">RELATED WORK</w:t>
       </w:r>
     </w:p>
     <w:p>
@@ -539,7 +515,7 @@
         <w:pStyle w:val="1"/>
       </w:pPr>
       <w:r>
-        <w:t xml:space="preserve">3. METHOD</w:t>
+        <w:t xml:space="preserve">METHOD</w:t>
       </w:r>
     </w:p>
     <w:bookmarkStart w:id="37" w:name="_c9c4aed55d8fffb9d98412859f7f6d1af8cfd6d"/>
@@ -2184,13 +2160,13 @@
     </w:p>
     <w:bookmarkEnd w:id="43"/>
     <w:bookmarkEnd w:id="44"/>
-    <w:bookmarkStart w:id="53" w:name="_experiments"/>
+    <w:bookmarkStart w:id="51" w:name="_experiments"/>
     <w:p>
       <w:pPr>
         <w:pStyle w:val="1"/>
       </w:pPr>
       <w:r>
-        <w:t xml:space="preserve">4. EXPERIMENTS</w:t>
+        <w:t xml:space="preserve">EXPERIMENTS</w:t>
       </w:r>
     </w:p>
     <w:bookmarkStart w:id="45" w:name="_8c71682b4dd082a37c036392af9a2ba722ffa00"/>
@@ -2306,7 +2282,7 @@
       </w:r>
     </w:p>
     <w:bookmarkEnd w:id="45"/>
-    <w:bookmarkStart w:id="46" w:name="_c8eb0011d78a6c0369266f6d6a40137701048a6"/>
+    <w:bookmarkStart w:id="49" w:name="_c8eb0011d78a6c0369266f6d6a40137701048a6"/>
     <w:p>
       <w:pPr>
         <w:pStyle w:val="2"/>
@@ -2323,2409 +2299,33 @@
         <w:t xml:space="preserve">Table 1. Performance comparisons of sparse-view synthesis on Mip-NeRF 360 (4/6/9 views). LPIPS* denotes LPIPS × 10².</w:t>
       </w:r>
     </w:p>
-    <w:tbl>
-      <w:tblPr>
-        <w:tblStyle w:val="Table"/>
-        <w:tblW w:type="pct" w:w="5000"/>
-        <w:tblLayout w:type="fixed"/>
-        <w:tblLook w:firstRow="1" w:lastRow="0" w:firstColumn="0" w:lastColumn="0" w:noHBand="0" w:noVBand="0" w:val="0020"/>
-      </w:tblPr>
-      <w:tblGrid>
-        <w:gridCol w:w="565"/>
-        <w:gridCol w:w="565"/>
-        <w:gridCol w:w="754"/>
-        <w:gridCol w:w="754"/>
-        <w:gridCol w:w="754"/>
-        <w:gridCol w:w="754"/>
-        <w:gridCol w:w="754"/>
-        <w:gridCol w:w="754"/>
-        <w:gridCol w:w="754"/>
-        <w:gridCol w:w="754"/>
-        <w:gridCol w:w="754"/>
-      </w:tblGrid>
-      <w:tr>
-        <w:trPr>
-          <w:tblHeader w:val="on"/>
-        </w:trPr>
-        <w:tc>
-          <w:tcPr/>
-          <w:p>
-            <w:pPr>
-              <w:pStyle w:val="Compact"/>
-            </w:pPr>
-            <w:r>
-              <w:t xml:space="preserve">Group</w:t>
-            </w:r>
-          </w:p>
-        </w:tc>
-        <w:tc>
-          <w:tcPr/>
-          <w:p>
-            <w:pPr>
-              <w:pStyle w:val="Compact"/>
-            </w:pPr>
-            <w:r>
-              <w:t xml:space="preserve">Methods</w:t>
-            </w:r>
-          </w:p>
-        </w:tc>
-        <w:tc>
-          <w:tcPr/>
-          <w:p>
-            <w:pPr>
-              <w:pStyle w:val="Compact"/>
-              <w:jc w:val="right"/>
-            </w:pPr>
-            <w:r>
-              <w:t xml:space="preserve">LPIPS*↓</w:t>
-            </w:r>
-          </w:p>
-        </w:tc>
-        <w:tc>
-          <w:tcPr/>
-          <w:p>
-            <w:pPr>
-              <w:pStyle w:val="Compact"/>
-              <w:jc w:val="right"/>
-            </w:pPr>
-            <w:r>
-              <w:t xml:space="preserve">PSNR↑</w:t>
-            </w:r>
-          </w:p>
-        </w:tc>
-        <w:tc>
-          <w:tcPr/>
-          <w:p>
-            <w:pPr>
-              <w:pStyle w:val="Compact"/>
-              <w:jc w:val="right"/>
-            </w:pPr>
-            <w:r>
-              <w:t xml:space="preserve">SSIM↑</w:t>
-            </w:r>
-          </w:p>
-        </w:tc>
-        <w:tc>
-          <w:tcPr/>
-          <w:p>
-            <w:pPr>
-              <w:pStyle w:val="Compact"/>
-              <w:jc w:val="right"/>
-            </w:pPr>
-            <w:r>
-              <w:t xml:space="preserve">LPIPS*↓</w:t>
-            </w:r>
-          </w:p>
-        </w:tc>
-        <w:tc>
-          <w:tcPr/>
-          <w:p>
-            <w:pPr>
-              <w:pStyle w:val="Compact"/>
-              <w:jc w:val="right"/>
-            </w:pPr>
-            <w:r>
-              <w:t xml:space="preserve">PSNR↑</w:t>
-            </w:r>
-          </w:p>
-        </w:tc>
-        <w:tc>
-          <w:tcPr/>
-          <w:p>
-            <w:pPr>
-              <w:pStyle w:val="Compact"/>
-              <w:jc w:val="right"/>
-            </w:pPr>
-            <w:r>
-              <w:t xml:space="preserve">SSIM↑</w:t>
-            </w:r>
-          </w:p>
-        </w:tc>
-        <w:tc>
-          <w:tcPr/>
-          <w:p>
-            <w:pPr>
-              <w:pStyle w:val="Compact"/>
-              <w:jc w:val="right"/>
-            </w:pPr>
-            <w:r>
-              <w:t xml:space="preserve">LPIPS*↓</w:t>
-            </w:r>
-          </w:p>
-        </w:tc>
-        <w:tc>
-          <w:tcPr/>
-          <w:p>
-            <w:pPr>
-              <w:pStyle w:val="Compact"/>
-              <w:jc w:val="right"/>
-            </w:pPr>
-            <w:r>
-              <w:t xml:space="preserve">PSNR↑</w:t>
-            </w:r>
-          </w:p>
-        </w:tc>
-        <w:tc>
-          <w:tcPr/>
-          <w:p>
-            <w:pPr>
-              <w:pStyle w:val="Compact"/>
-              <w:jc w:val="right"/>
-            </w:pPr>
-            <w:r>
-              <w:t xml:space="preserve">SSIM↑</w:t>
-            </w:r>
-          </w:p>
-        </w:tc>
-      </w:tr>
-      <w:tr>
-        <w:tc>
-          <w:tcPr/>
-          <w:p>
-            <w:pPr>
-              <w:pStyle w:val="Compact"/>
-            </w:pPr>
-          </w:p>
-        </w:tc>
-        <w:tc>
-          <w:tcPr/>
-          <w:p>
-            <w:pPr>
-              <w:pStyle w:val="Compact"/>
-            </w:pPr>
-          </w:p>
-        </w:tc>
-        <w:tc>
-          <w:tcPr/>
-          <w:p>
-            <w:pPr>
-              <w:pStyle w:val="Compact"/>
-              <w:jc w:val="right"/>
-            </w:pPr>
-            <w:r>
-              <w:t xml:space="preserve">4-view</w:t>
-            </w:r>
-          </w:p>
-        </w:tc>
-        <w:tc>
-          <w:tcPr/>
-          <w:p>
-            <w:pPr>
-              <w:pStyle w:val="Compact"/>
-              <w:jc w:val="right"/>
-            </w:pPr>
-            <w:r>
-              <w:t xml:space="preserve">4-view</w:t>
-            </w:r>
-          </w:p>
-        </w:tc>
-        <w:tc>
-          <w:tcPr/>
-          <w:p>
-            <w:pPr>
-              <w:pStyle w:val="Compact"/>
-              <w:jc w:val="right"/>
-            </w:pPr>
-            <w:r>
-              <w:t xml:space="preserve">4-view</w:t>
-            </w:r>
-          </w:p>
-        </w:tc>
-        <w:tc>
-          <w:tcPr/>
-          <w:p>
-            <w:pPr>
-              <w:pStyle w:val="Compact"/>
-              <w:jc w:val="right"/>
-            </w:pPr>
-            <w:r>
-              <w:t xml:space="preserve">6-view</w:t>
-            </w:r>
-          </w:p>
-        </w:tc>
-        <w:tc>
-          <w:tcPr/>
-          <w:p>
-            <w:pPr>
-              <w:pStyle w:val="Compact"/>
-              <w:jc w:val="right"/>
-            </w:pPr>
-            <w:r>
-              <w:t xml:space="preserve">6-view</w:t>
-            </w:r>
-          </w:p>
-        </w:tc>
-        <w:tc>
-          <w:tcPr/>
-          <w:p>
-            <w:pPr>
-              <w:pStyle w:val="Compact"/>
-              <w:jc w:val="right"/>
-            </w:pPr>
-            <w:r>
-              <w:t xml:space="preserve">6-view</w:t>
-            </w:r>
-          </w:p>
-        </w:tc>
-        <w:tc>
-          <w:tcPr/>
-          <w:p>
-            <w:pPr>
-              <w:pStyle w:val="Compact"/>
-              <w:jc w:val="right"/>
-            </w:pPr>
-            <w:r>
-              <w:t xml:space="preserve">9-view</w:t>
-            </w:r>
-          </w:p>
-        </w:tc>
-        <w:tc>
-          <w:tcPr/>
-          <w:p>
-            <w:pPr>
-              <w:pStyle w:val="Compact"/>
-              <w:jc w:val="right"/>
-            </w:pPr>
-            <w:r>
-              <w:t xml:space="preserve">9-view</w:t>
-            </w:r>
-          </w:p>
-        </w:tc>
-        <w:tc>
-          <w:tcPr/>
-          <w:p>
-            <w:pPr>
-              <w:pStyle w:val="Compact"/>
-              <w:jc w:val="right"/>
-            </w:pPr>
-            <w:r>
-              <w:t xml:space="preserve">9-view</w:t>
-            </w:r>
-          </w:p>
-        </w:tc>
-      </w:tr>
-      <w:tr>
-        <w:tc>
-          <w:tcPr/>
-          <w:p>
-            <w:pPr>
-              <w:pStyle w:val="Compact"/>
-            </w:pPr>
-            <w:r>
-              <w:t xml:space="preserve">NeRF-based</w:t>
-            </w:r>
-          </w:p>
-        </w:tc>
-        <w:tc>
-          <w:tcPr/>
-          <w:p>
-            <w:pPr>
-              <w:pStyle w:val="Compact"/>
-            </w:pPr>
-            <w:r>
-              <w:t xml:space="preserve">RegNeRF</w:t>
-            </w:r>
-          </w:p>
-        </w:tc>
-        <w:tc>
-          <w:tcPr/>
-          <w:p>
-            <w:pPr>
-              <w:pStyle w:val="Compact"/>
-              <w:jc w:val="right"/>
-            </w:pPr>
-            <w:r>
-              <w:t xml:space="preserve">19.88</w:t>
-            </w:r>
-          </w:p>
-        </w:tc>
-        <w:tc>
-          <w:tcPr/>
-          <w:p>
-            <w:pPr>
-              <w:pStyle w:val="Compact"/>
-              <w:jc w:val="right"/>
-            </w:pPr>
-            <w:r>
-              <w:t xml:space="preserve">12.59</w:t>
-            </w:r>
-          </w:p>
-        </w:tc>
-        <w:tc>
-          <w:tcPr/>
-          <w:p>
-            <w:pPr>
-              <w:pStyle w:val="Compact"/>
-              <w:jc w:val="right"/>
-            </w:pPr>
-            <w:r>
-              <w:t xml:space="preserve">0.841</w:t>
-            </w:r>
-          </w:p>
-        </w:tc>
-        <w:tc>
-          <w:tcPr/>
-          <w:p>
-            <w:pPr>
-              <w:pStyle w:val="Compact"/>
-              <w:jc w:val="right"/>
-            </w:pPr>
-            <w:r>
-              <w:t xml:space="preserve">20.72</w:t>
-            </w:r>
-          </w:p>
-        </w:tc>
-        <w:tc>
-          <w:tcPr/>
-          <w:p>
-            <w:pPr>
-              <w:pStyle w:val="Compact"/>
-              <w:jc w:val="right"/>
-            </w:pPr>
-            <w:r>
-              <w:t xml:space="preserve">13.41</w:t>
-            </w:r>
-          </w:p>
-        </w:tc>
-        <w:tc>
-          <w:tcPr/>
-          <w:p>
-            <w:pPr>
-              <w:pStyle w:val="Compact"/>
-              <w:jc w:val="right"/>
-            </w:pPr>
-            <w:r>
-              <w:t xml:space="preserve">0.847</w:t>
-            </w:r>
-          </w:p>
-        </w:tc>
-        <w:tc>
-          <w:tcPr/>
-          <w:p>
-            <w:pPr>
-              <w:pStyle w:val="Compact"/>
-              <w:jc w:val="right"/>
-            </w:pPr>
-            <w:r>
-              <w:t xml:space="preserve">19.7</w:t>
-            </w:r>
-          </w:p>
-        </w:tc>
-        <w:tc>
-          <w:tcPr/>
-          <w:p>
-            <w:pPr>
-              <w:pStyle w:val="Compact"/>
-              <w:jc w:val="right"/>
-            </w:pPr>
-            <w:r>
-              <w:t xml:space="preserve">13.68</w:t>
-            </w:r>
-          </w:p>
-        </w:tc>
-        <w:tc>
-          <w:tcPr/>
-          <w:p>
-            <w:pPr>
-              <w:pStyle w:val="Compact"/>
-              <w:jc w:val="right"/>
-            </w:pPr>
-            <w:r>
-              <w:t xml:space="preserve">0.852</w:t>
-            </w:r>
-          </w:p>
-        </w:tc>
-      </w:tr>
-      <w:tr>
-        <w:tc>
-          <w:tcPr/>
-          <w:p>
-            <w:pPr>
-              <w:pStyle w:val="Compact"/>
-            </w:pPr>
-          </w:p>
-        </w:tc>
-        <w:tc>
-          <w:tcPr/>
-          <w:p>
-            <w:pPr>
-              <w:pStyle w:val="Compact"/>
-            </w:pPr>
-            <w:r>
-              <w:t xml:space="preserve">SparseNeRF</w:t>
-            </w:r>
-          </w:p>
-        </w:tc>
-        <w:tc>
-          <w:tcPr/>
-          <w:p>
-            <w:pPr>
-              <w:pStyle w:val="Compact"/>
-              <w:jc w:val="right"/>
-            </w:pPr>
-            <w:r>
-              <w:t xml:space="preserve">17.76</w:t>
-            </w:r>
-          </w:p>
-        </w:tc>
-        <w:tc>
-          <w:tcPr/>
-          <w:p>
-            <w:pPr>
-              <w:pStyle w:val="Compact"/>
-              <w:jc w:val="right"/>
-            </w:pPr>
-            <w:r>
-              <w:t xml:space="preserve">12.83</w:t>
-            </w:r>
-          </w:p>
-        </w:tc>
-        <w:tc>
-          <w:tcPr/>
-          <w:p>
-            <w:pPr>
-              <w:pStyle w:val="Compact"/>
-              <w:jc w:val="right"/>
-            </w:pPr>
-            <w:r>
-              <w:t xml:space="preserve">0.845</w:t>
-            </w:r>
-          </w:p>
-        </w:tc>
-        <w:tc>
-          <w:tcPr/>
-          <w:p>
-            <w:pPr>
-              <w:pStyle w:val="Compact"/>
-              <w:jc w:val="right"/>
-            </w:pPr>
-            <w:r>
-              <w:t xml:space="preserve">19.74</w:t>
-            </w:r>
-          </w:p>
-        </w:tc>
-        <w:tc>
-          <w:tcPr/>
-          <w:p>
-            <w:pPr>
-              <w:pStyle w:val="Compact"/>
-              <w:jc w:val="right"/>
-            </w:pPr>
-            <w:r>
-              <w:t xml:space="preserve">13.42</w:t>
-            </w:r>
-          </w:p>
-        </w:tc>
-        <w:tc>
-          <w:tcPr/>
-          <w:p>
-            <w:pPr>
-              <w:pStyle w:val="Compact"/>
-              <w:jc w:val="right"/>
-            </w:pPr>
-            <w:r>
-              <w:t xml:space="preserve">0.861</w:t>
-            </w:r>
-          </w:p>
-        </w:tc>
-        <w:tc>
-          <w:tcPr/>
-          <w:p>
-            <w:pPr>
-              <w:pStyle w:val="Compact"/>
-              <w:jc w:val="right"/>
-            </w:pPr>
-            <w:r>
-              <w:t xml:space="preserve">21.56</w:t>
-            </w:r>
-          </w:p>
-        </w:tc>
-        <w:tc>
-          <w:tcPr/>
-          <w:p>
-            <w:pPr>
-              <w:pStyle w:val="Compact"/>
-              <w:jc w:val="right"/>
-            </w:pPr>
-            <w:r>
-              <w:t xml:space="preserve">14.36</w:t>
-            </w:r>
-          </w:p>
-        </w:tc>
-        <w:tc>
-          <w:tcPr/>
-          <w:p>
-            <w:pPr>
-              <w:pStyle w:val="Compact"/>
-              <w:jc w:val="right"/>
-            </w:pPr>
-            <w:r>
-              <w:t xml:space="preserve">0.873</w:t>
-            </w:r>
-          </w:p>
-        </w:tc>
-      </w:tr>
-      <w:tr>
-        <w:tc>
-          <w:tcPr/>
-          <w:p>
-            <w:pPr>
-              <w:pStyle w:val="Compact"/>
-            </w:pPr>
-            <w:r>
-              <w:t xml:space="preserve">3DGS-based</w:t>
-            </w:r>
-          </w:p>
-        </w:tc>
-        <w:tc>
-          <w:tcPr/>
-          <w:p>
-            <w:pPr>
-              <w:pStyle w:val="Compact"/>
-            </w:pPr>
-            <w:r>
-              <w:t xml:space="preserve">3DGS</w:t>
-            </w:r>
-          </w:p>
-        </w:tc>
-        <w:tc>
-          <w:tcPr/>
-          <w:p>
-            <w:pPr>
-              <w:pStyle w:val="Compact"/>
-              <w:jc w:val="right"/>
-            </w:pPr>
-            <w:r>
-              <w:t xml:space="preserve">10.8</w:t>
-            </w:r>
-          </w:p>
-        </w:tc>
-        <w:tc>
-          <w:tcPr/>
-          <w:p>
-            <w:pPr>
-              <w:pStyle w:val="Compact"/>
-              <w:jc w:val="right"/>
-            </w:pPr>
-            <w:r>
-              <w:t xml:space="preserve">20.31</w:t>
-            </w:r>
-          </w:p>
-        </w:tc>
-        <w:tc>
-          <w:tcPr/>
-          <w:p>
-            <w:pPr>
-              <w:pStyle w:val="Compact"/>
-              <w:jc w:val="right"/>
-            </w:pPr>
-            <w:r>
-              <w:t xml:space="preserve">0.899</w:t>
-            </w:r>
-          </w:p>
-        </w:tc>
-        <w:tc>
-          <w:tcPr/>
-          <w:p>
-            <w:pPr>
-              <w:pStyle w:val="Compact"/>
-              <w:jc w:val="right"/>
-            </w:pPr>
-            <w:r>
-              <w:t xml:space="preserve">8.38</w:t>
-            </w:r>
-          </w:p>
-        </w:tc>
-        <w:tc>
-          <w:tcPr/>
-          <w:p>
-            <w:pPr>
-              <w:pStyle w:val="Compact"/>
-              <w:jc w:val="right"/>
-            </w:pPr>
-            <w:r>
-              <w:t xml:space="preserve">22.12</w:t>
-            </w:r>
-          </w:p>
-        </w:tc>
-        <w:tc>
-          <w:tcPr/>
-          <w:p>
-            <w:pPr>
-              <w:pStyle w:val="Compact"/>
-              <w:jc w:val="right"/>
-            </w:pPr>
-            <w:r>
-              <w:t xml:space="preserve">0.913</w:t>
-            </w:r>
-          </w:p>
-        </w:tc>
-        <w:tc>
-          <w:tcPr/>
-          <w:p>
-            <w:pPr>
-              <w:pStyle w:val="Compact"/>
-              <w:jc w:val="right"/>
-            </w:pPr>
-            <w:r>
-              <w:t xml:space="preserve">6.42</w:t>
-            </w:r>
-          </w:p>
-        </w:tc>
-        <w:tc>
-          <w:tcPr/>
-          <w:p>
-            <w:pPr>
-              <w:pStyle w:val="Compact"/>
-              <w:jc w:val="right"/>
-            </w:pPr>
-            <w:r>
-              <w:t xml:space="preserve">24.29</w:t>
-            </w:r>
-          </w:p>
-        </w:tc>
-        <w:tc>
-          <w:tcPr/>
-          <w:p>
-            <w:pPr>
-              <w:pStyle w:val="Compact"/>
-              <w:jc w:val="right"/>
-            </w:pPr>
-            <w:r>
-              <w:t xml:space="preserve">0.93</w:t>
-            </w:r>
-          </w:p>
-        </w:tc>
-      </w:tr>
-      <w:tr>
-        <w:tc>
-          <w:tcPr/>
-          <w:p>
-            <w:pPr>
-              <w:pStyle w:val="Compact"/>
-            </w:pPr>
-          </w:p>
-        </w:tc>
-        <w:tc>
-          <w:tcPr/>
-          <w:p>
-            <w:pPr>
-              <w:pStyle w:val="Compact"/>
-            </w:pPr>
-            <w:r>
-              <w:t xml:space="preserve">CoR-GS</w:t>
-            </w:r>
-          </w:p>
-        </w:tc>
-        <w:tc>
-          <w:tcPr/>
-          <w:p>
-            <w:pPr>
-              <w:pStyle w:val="Compact"/>
-              <w:jc w:val="right"/>
-            </w:pPr>
-            <w:r>
-              <w:t xml:space="preserve">11.76</w:t>
-            </w:r>
-          </w:p>
-        </w:tc>
-        <w:tc>
-          <w:tcPr/>
-          <w:p>
-            <w:pPr>
-              <w:pStyle w:val="Compact"/>
-              <w:jc w:val="right"/>
-            </w:pPr>
-            <w:r>
-              <w:t xml:space="preserve">20.45</w:t>
-            </w:r>
-          </w:p>
-        </w:tc>
-        <w:tc>
-          <w:tcPr/>
-          <w:p>
-            <w:pPr>
-              <w:pStyle w:val="Compact"/>
-              <w:jc w:val="right"/>
-            </w:pPr>
-            <w:r>
-              <w:t xml:space="preserve">0.856</w:t>
-            </w:r>
-          </w:p>
-        </w:tc>
-        <w:tc>
-          <w:tcPr/>
-          <w:p>
-            <w:pPr>
-              <w:pStyle w:val="Compact"/>
-              <w:jc w:val="right"/>
-            </w:pPr>
-            <w:r>
-              <w:t xml:space="preserve">9.28</w:t>
-            </w:r>
-          </w:p>
-        </w:tc>
-        <w:tc>
-          <w:tcPr/>
-          <w:p>
-            <w:pPr>
-              <w:pStyle w:val="Compact"/>
-              <w:jc w:val="right"/>
-            </w:pPr>
-            <w:r>
-              <w:t xml:space="preserve">22.57</w:t>
-            </w:r>
-          </w:p>
-        </w:tc>
-        <w:tc>
-          <w:tcPr/>
-          <w:p>
-            <w:pPr>
-              <w:pStyle w:val="Compact"/>
-              <w:jc w:val="right"/>
-            </w:pPr>
-            <w:r>
-              <w:t xml:space="preserve">0.901</w:t>
-            </w:r>
-          </w:p>
-        </w:tc>
-        <w:tc>
-          <w:tcPr/>
-          <w:p>
-            <w:pPr>
-              <w:pStyle w:val="Compact"/>
-              <w:jc w:val="right"/>
-            </w:pPr>
-            <w:r>
-              <w:t xml:space="preserve">7.04</w:t>
-            </w:r>
-          </w:p>
-        </w:tc>
-        <w:tc>
-          <w:tcPr/>
-          <w:p>
-            <w:pPr>
-              <w:pStyle w:val="Compact"/>
-              <w:jc w:val="right"/>
-            </w:pPr>
-            <w:r>
-              <w:t xml:space="preserve">24.73</w:t>
-            </w:r>
-          </w:p>
-        </w:tc>
-        <w:tc>
-          <w:tcPr/>
-          <w:p>
-            <w:pPr>
-              <w:pStyle w:val="Compact"/>
-              <w:jc w:val="right"/>
-            </w:pPr>
-            <w:r>
-              <w:t xml:space="preserve">0.926</w:t>
-            </w:r>
-          </w:p>
-        </w:tc>
-      </w:tr>
-      <w:tr>
-        <w:tc>
-          <w:tcPr/>
-          <w:p>
-            <w:pPr>
-              <w:pStyle w:val="Compact"/>
-            </w:pPr>
-          </w:p>
-        </w:tc>
-        <w:tc>
-          <w:tcPr/>
-          <w:p>
-            <w:pPr>
-              <w:pStyle w:val="Compact"/>
-            </w:pPr>
-            <w:r>
-              <w:t xml:space="preserve">DropGaussian</w:t>
-            </w:r>
-          </w:p>
-        </w:tc>
-        <w:tc>
-          <w:tcPr/>
-          <w:p>
-            <w:pPr>
-              <w:pStyle w:val="Compact"/>
-              <w:jc w:val="right"/>
-            </w:pPr>
-            <w:r>
-              <w:t xml:space="preserve">11.57</w:t>
-            </w:r>
-          </w:p>
-        </w:tc>
-        <w:tc>
-          <w:tcPr/>
-          <w:p>
-            <w:pPr>
-              <w:pStyle w:val="Compact"/>
-              <w:jc w:val="right"/>
-            </w:pPr>
-            <w:r>
-              <w:t xml:space="preserve">21.76</w:t>
-            </w:r>
-          </w:p>
-        </w:tc>
-        <w:tc>
-          <w:tcPr/>
-          <w:p>
-            <w:pPr>
-              <w:pStyle w:val="Compact"/>
-              <w:jc w:val="right"/>
-            </w:pPr>
-            <w:r>
-              <w:t xml:space="preserve">0.837</w:t>
-            </w:r>
-          </w:p>
-        </w:tc>
-        <w:tc>
-          <w:tcPr/>
-          <w:p>
-            <w:pPr>
-              <w:pStyle w:val="Compact"/>
-              <w:jc w:val="right"/>
-            </w:pPr>
-            <w:r>
-              <w:t xml:space="preserve">8.61</w:t>
-            </w:r>
-          </w:p>
-        </w:tc>
-        <w:tc>
-          <w:tcPr/>
-          <w:p>
-            <w:pPr>
-              <w:pStyle w:val="Compact"/>
-              <w:jc w:val="right"/>
-            </w:pPr>
-            <w:r>
-              <w:t xml:space="preserve">22.98</w:t>
-            </w:r>
-          </w:p>
-        </w:tc>
-        <w:tc>
-          <w:tcPr/>
-          <w:p>
-            <w:pPr>
-              <w:pStyle w:val="Compact"/>
-              <w:jc w:val="right"/>
-            </w:pPr>
-            <w:r>
-              <w:t xml:space="preserve">0.895</w:t>
-            </w:r>
-          </w:p>
-        </w:tc>
-        <w:tc>
-          <w:tcPr/>
-          <w:p>
-            <w:pPr>
-              <w:pStyle w:val="Compact"/>
-              <w:jc w:val="right"/>
-            </w:pPr>
-            <w:r>
-              <w:t xml:space="preserve">8.02</w:t>
-            </w:r>
-          </w:p>
-        </w:tc>
-        <w:tc>
-          <w:tcPr/>
-          <w:p>
-            <w:pPr>
-              <w:pStyle w:val="Compact"/>
-              <w:jc w:val="right"/>
-            </w:pPr>
-            <w:r>
-              <w:t xml:space="preserve">24.1</w:t>
-            </w:r>
-          </w:p>
-        </w:tc>
-        <w:tc>
-          <w:tcPr/>
-          <w:p>
-            <w:pPr>
-              <w:pStyle w:val="Compact"/>
-              <w:jc w:val="right"/>
-            </w:pPr>
-            <w:r>
-              <w:t xml:space="preserve">0.915</w:t>
-            </w:r>
-          </w:p>
-        </w:tc>
-      </w:tr>
-      <w:tr>
-        <w:tc>
-          <w:tcPr/>
-          <w:p>
-            <w:pPr>
-              <w:pStyle w:val="Compact"/>
-            </w:pPr>
-          </w:p>
-        </w:tc>
-        <w:tc>
-          <w:tcPr/>
-          <w:p>
-            <w:pPr>
-              <w:pStyle w:val="Compact"/>
-            </w:pPr>
-            <w:r>
-              <w:t xml:space="preserve">D²GS</w:t>
-            </w:r>
-          </w:p>
-        </w:tc>
-        <w:tc>
-          <w:tcPr/>
-          <w:p>
-            <w:pPr>
-              <w:pStyle w:val="Compact"/>
-              <w:jc w:val="right"/>
-            </w:pPr>
-            <w:r>
-              <w:t xml:space="preserve">2.58</w:t>
-            </w:r>
-          </w:p>
-        </w:tc>
-        <w:tc>
-          <w:tcPr/>
-          <w:p>
-            <w:pPr>
-              <w:pStyle w:val="Compact"/>
-              <w:jc w:val="right"/>
-            </w:pPr>
-            <w:r>
-              <w:t xml:space="preserve">22.35</w:t>
-            </w:r>
-          </w:p>
-        </w:tc>
-        <w:tc>
-          <w:tcPr/>
-          <w:p>
-            <w:pPr>
-              <w:pStyle w:val="Compact"/>
-              <w:jc w:val="right"/>
-            </w:pPr>
-            <w:r>
-              <w:t xml:space="preserve">0.923</w:t>
-            </w:r>
-          </w:p>
-        </w:tc>
-        <w:tc>
-          <w:tcPr/>
-          <w:p>
-            <w:pPr>
-              <w:pStyle w:val="Compact"/>
-              <w:jc w:val="right"/>
-            </w:pPr>
-            <w:r>
-              <w:t xml:space="preserve">2.34</w:t>
-            </w:r>
-          </w:p>
-        </w:tc>
-        <w:tc>
-          <w:tcPr/>
-          <w:p>
-            <w:pPr>
-              <w:pStyle w:val="Compact"/>
-              <w:jc w:val="right"/>
-            </w:pPr>
-            <w:r>
-              <w:t xml:space="preserve">24.74</w:t>
-            </w:r>
-          </w:p>
-        </w:tc>
-        <w:tc>
-          <w:tcPr/>
-          <w:p>
-            <w:pPr>
-              <w:pStyle w:val="Compact"/>
-              <w:jc w:val="right"/>
-            </w:pPr>
-            <w:r>
-              <w:t xml:space="preserve">0.937</w:t>
-            </w:r>
-          </w:p>
-        </w:tc>
-        <w:tc>
-          <w:tcPr/>
-          <w:p>
-            <w:pPr>
-              <w:pStyle w:val="Compact"/>
-              <w:jc w:val="right"/>
-            </w:pPr>
-            <w:r>
-              <w:t xml:space="preserve">2.11</w:t>
-            </w:r>
-          </w:p>
-        </w:tc>
-        <w:tc>
-          <w:tcPr/>
-          <w:p>
-            <w:pPr>
-              <w:pStyle w:val="Compact"/>
-              <w:jc w:val="right"/>
-            </w:pPr>
-            <w:r>
-              <w:t xml:space="preserve">27.13</w:t>
-            </w:r>
-          </w:p>
-        </w:tc>
-        <w:tc>
-          <w:tcPr/>
-          <w:p>
-            <w:pPr>
-              <w:pStyle w:val="Compact"/>
-              <w:jc w:val="right"/>
-            </w:pPr>
-            <w:r>
-              <w:t xml:space="preserve">0.941</w:t>
-            </w:r>
-          </w:p>
-        </w:tc>
-      </w:tr>
-      <w:tr>
-        <w:tc>
-          <w:tcPr/>
-          <w:p>
-            <w:pPr>
-              <w:pStyle w:val="Compact"/>
-            </w:pPr>
-          </w:p>
-        </w:tc>
-        <w:tc>
-          <w:tcPr/>
-          <w:p>
-            <w:pPr>
-              <w:pStyle w:val="Compact"/>
-            </w:pPr>
-            <w:r>
-              <w:t xml:space="preserve">SynGS (Ours)</w:t>
-            </w:r>
-          </w:p>
-        </w:tc>
-        <w:tc>
-          <w:tcPr/>
-          <w:p>
-            <w:pPr>
-              <w:pStyle w:val="Compact"/>
-              <w:jc w:val="right"/>
-            </w:pPr>
-            <w:r>
-              <w:t xml:space="preserve">3.89</w:t>
-            </w:r>
-          </w:p>
-        </w:tc>
-        <w:tc>
-          <w:tcPr/>
-          <w:p>
-            <w:pPr>
-              <w:pStyle w:val="Compact"/>
-              <w:jc w:val="right"/>
-            </w:pPr>
-            <w:r>
-              <w:t xml:space="preserve">25.91</w:t>
-            </w:r>
-          </w:p>
-        </w:tc>
-        <w:tc>
-          <w:tcPr/>
-          <w:p>
-            <w:pPr>
-              <w:pStyle w:val="Compact"/>
-              <w:jc w:val="right"/>
-            </w:pPr>
-            <w:r>
-              <w:t xml:space="preserve">0.948</w:t>
-            </w:r>
-          </w:p>
-        </w:tc>
-        <w:tc>
-          <w:tcPr/>
-          <w:p>
-            <w:pPr>
-              <w:pStyle w:val="Compact"/>
-              <w:jc w:val="right"/>
-            </w:pPr>
-            <w:r>
-              <w:t xml:space="preserve">3.43</w:t>
-            </w:r>
-          </w:p>
-        </w:tc>
-        <w:tc>
-          <w:tcPr/>
-          <w:p>
-            <w:pPr>
-              <w:pStyle w:val="Compact"/>
-              <w:jc w:val="right"/>
-            </w:pPr>
-            <w:r>
-              <w:t xml:space="preserve">27.93</w:t>
-            </w:r>
-          </w:p>
-        </w:tc>
-        <w:tc>
-          <w:tcPr/>
-          <w:p>
-            <w:pPr>
-              <w:pStyle w:val="Compact"/>
-              <w:jc w:val="right"/>
-            </w:pPr>
-            <w:r>
-              <w:t xml:space="preserve">0.953</w:t>
-            </w:r>
-          </w:p>
-        </w:tc>
-        <w:tc>
-          <w:tcPr/>
-          <w:p>
-            <w:pPr>
-              <w:pStyle w:val="Compact"/>
-              <w:jc w:val="right"/>
-            </w:pPr>
-            <w:r>
-              <w:t xml:space="preserve">3.02</w:t>
-            </w:r>
-          </w:p>
-        </w:tc>
-        <w:tc>
-          <w:tcPr/>
-          <w:p>
-            <w:pPr>
-              <w:pStyle w:val="Compact"/>
-              <w:jc w:val="right"/>
-            </w:pPr>
-            <w:r>
-              <w:t xml:space="preserve">29.21</w:t>
-            </w:r>
-          </w:p>
-        </w:tc>
-        <w:tc>
-          <w:tcPr/>
-          <w:p>
-            <w:pPr>
-              <w:pStyle w:val="Compact"/>
-              <w:jc w:val="right"/>
-            </w:pPr>
-            <w:r>
-              <w:t xml:space="preserve">0.961</w:t>
-            </w:r>
-          </w:p>
-        </w:tc>
-      </w:tr>
-    </w:tbl>
-    <w:p>
-      <w:pPr>
-        <w:pStyle w:val="FirstParagraph"/>
+    <w:p>
+      <w:pPr>
+        <w:pStyle w:val="a4"/>
+      </w:pPr>
+      <w:r>
+        <w:t xml:space="preserve">[[[TABLE_MIP360]]]</w:t>
+      </w:r>
+    </w:p>
+    <w:p>
+      <w:pPr>
+        <w:pStyle w:val="a4"/>
       </w:pPr>
       <w:r>
         <w:t xml:space="preserve">Table 2. Performance comparisons of sparse-view synthesis on LLFF (4/6/9 views). LPIPS* denotes LPIPS × 10².</w:t>
       </w:r>
     </w:p>
-    <w:tbl>
-      <w:tblPr>
-        <w:tblStyle w:val="Table"/>
-        <w:tblW w:type="pct" w:w="5000"/>
-        <w:tblLayout w:type="fixed"/>
-        <w:tblLook w:firstRow="1" w:lastRow="0" w:firstColumn="0" w:lastColumn="0" w:noHBand="0" w:noVBand="0" w:val="0020"/>
-      </w:tblPr>
-      <w:tblGrid>
-        <w:gridCol w:w="565"/>
-        <w:gridCol w:w="565"/>
-        <w:gridCol w:w="754"/>
-        <w:gridCol w:w="754"/>
-        <w:gridCol w:w="754"/>
-        <w:gridCol w:w="754"/>
-        <w:gridCol w:w="754"/>
-        <w:gridCol w:w="754"/>
-        <w:gridCol w:w="754"/>
-        <w:gridCol w:w="754"/>
-        <w:gridCol w:w="754"/>
-      </w:tblGrid>
-      <w:tr>
-        <w:trPr>
-          <w:tblHeader w:val="on"/>
-        </w:trPr>
-        <w:tc>
-          <w:tcPr/>
-          <w:p>
-            <w:pPr>
-              <w:pStyle w:val="Compact"/>
-            </w:pPr>
-            <w:r>
-              <w:t xml:space="preserve">Group</w:t>
-            </w:r>
-          </w:p>
-        </w:tc>
-        <w:tc>
-          <w:tcPr/>
-          <w:p>
-            <w:pPr>
-              <w:pStyle w:val="Compact"/>
-            </w:pPr>
-            <w:r>
-              <w:t xml:space="preserve">Methods</w:t>
-            </w:r>
-          </w:p>
-        </w:tc>
-        <w:tc>
-          <w:tcPr/>
-          <w:p>
-            <w:pPr>
-              <w:pStyle w:val="Compact"/>
-              <w:jc w:val="right"/>
-            </w:pPr>
-            <w:r>
-              <w:t xml:space="preserve">LPIPS*↓</w:t>
-            </w:r>
-          </w:p>
-        </w:tc>
-        <w:tc>
-          <w:tcPr/>
-          <w:p>
-            <w:pPr>
-              <w:pStyle w:val="Compact"/>
-              <w:jc w:val="right"/>
-            </w:pPr>
-            <w:r>
-              <w:t xml:space="preserve">PSNR↑</w:t>
-            </w:r>
-          </w:p>
-        </w:tc>
-        <w:tc>
-          <w:tcPr/>
-          <w:p>
-            <w:pPr>
-              <w:pStyle w:val="Compact"/>
-              <w:jc w:val="right"/>
-            </w:pPr>
-            <w:r>
-              <w:t xml:space="preserve">SSIM↑</w:t>
-            </w:r>
-          </w:p>
-        </w:tc>
-        <w:tc>
-          <w:tcPr/>
-          <w:p>
-            <w:pPr>
-              <w:pStyle w:val="Compact"/>
-              <w:jc w:val="right"/>
-            </w:pPr>
-            <w:r>
-              <w:t xml:space="preserve">LPIPS*↓</w:t>
-            </w:r>
-          </w:p>
-        </w:tc>
-        <w:tc>
-          <w:tcPr/>
-          <w:p>
-            <w:pPr>
-              <w:pStyle w:val="Compact"/>
-              <w:jc w:val="right"/>
-            </w:pPr>
-            <w:r>
-              <w:t xml:space="preserve">PSNR↑</w:t>
-            </w:r>
-          </w:p>
-        </w:tc>
-        <w:tc>
-          <w:tcPr/>
-          <w:p>
-            <w:pPr>
-              <w:pStyle w:val="Compact"/>
-              <w:jc w:val="right"/>
-            </w:pPr>
-            <w:r>
-              <w:t xml:space="preserve">SSIM↑</w:t>
-            </w:r>
-          </w:p>
-        </w:tc>
-        <w:tc>
-          <w:tcPr/>
-          <w:p>
-            <w:pPr>
-              <w:pStyle w:val="Compact"/>
-              <w:jc w:val="right"/>
-            </w:pPr>
-            <w:r>
-              <w:t xml:space="preserve">LPIPS*↓</w:t>
-            </w:r>
-          </w:p>
-        </w:tc>
-        <w:tc>
-          <w:tcPr/>
-          <w:p>
-            <w:pPr>
-              <w:pStyle w:val="Compact"/>
-              <w:jc w:val="right"/>
-            </w:pPr>
-            <w:r>
-              <w:t xml:space="preserve">PSNR↑</w:t>
-            </w:r>
-          </w:p>
-        </w:tc>
-        <w:tc>
-          <w:tcPr/>
-          <w:p>
-            <w:pPr>
-              <w:pStyle w:val="Compact"/>
-              <w:jc w:val="right"/>
-            </w:pPr>
-            <w:r>
-              <w:t xml:space="preserve">SSIM↑</w:t>
-            </w:r>
-          </w:p>
-        </w:tc>
-      </w:tr>
-      <w:tr>
-        <w:tc>
-          <w:tcPr/>
-          <w:p>
-            <w:pPr>
-              <w:pStyle w:val="Compact"/>
-            </w:pPr>
-          </w:p>
-        </w:tc>
-        <w:tc>
-          <w:tcPr/>
-          <w:p>
-            <w:pPr>
-              <w:pStyle w:val="Compact"/>
-            </w:pPr>
-          </w:p>
-        </w:tc>
-        <w:tc>
-          <w:tcPr/>
-          <w:p>
-            <w:pPr>
-              <w:pStyle w:val="Compact"/>
-              <w:jc w:val="right"/>
-            </w:pPr>
-            <w:r>
-              <w:t xml:space="preserve">4-view</w:t>
-            </w:r>
-          </w:p>
-        </w:tc>
-        <w:tc>
-          <w:tcPr/>
-          <w:p>
-            <w:pPr>
-              <w:pStyle w:val="Compact"/>
-              <w:jc w:val="right"/>
-            </w:pPr>
-            <w:r>
-              <w:t xml:space="preserve">4-view</w:t>
-            </w:r>
-          </w:p>
-        </w:tc>
-        <w:tc>
-          <w:tcPr/>
-          <w:p>
-            <w:pPr>
-              <w:pStyle w:val="Compact"/>
-              <w:jc w:val="right"/>
-            </w:pPr>
-            <w:r>
-              <w:t xml:space="preserve">4-view</w:t>
-            </w:r>
-          </w:p>
-        </w:tc>
-        <w:tc>
-          <w:tcPr/>
-          <w:p>
-            <w:pPr>
-              <w:pStyle w:val="Compact"/>
-              <w:jc w:val="right"/>
-            </w:pPr>
-            <w:r>
-              <w:t xml:space="preserve">6-view</w:t>
-            </w:r>
-          </w:p>
-        </w:tc>
-        <w:tc>
-          <w:tcPr/>
-          <w:p>
-            <w:pPr>
-              <w:pStyle w:val="Compact"/>
-              <w:jc w:val="right"/>
-            </w:pPr>
-            <w:r>
-              <w:t xml:space="preserve">6-view</w:t>
-            </w:r>
-          </w:p>
-        </w:tc>
-        <w:tc>
-          <w:tcPr/>
-          <w:p>
-            <w:pPr>
-              <w:pStyle w:val="Compact"/>
-              <w:jc w:val="right"/>
-            </w:pPr>
-            <w:r>
-              <w:t xml:space="preserve">6-view</w:t>
-            </w:r>
-          </w:p>
-        </w:tc>
-        <w:tc>
-          <w:tcPr/>
-          <w:p>
-            <w:pPr>
-              <w:pStyle w:val="Compact"/>
-              <w:jc w:val="right"/>
-            </w:pPr>
-            <w:r>
-              <w:t xml:space="preserve">9-view</w:t>
-            </w:r>
-          </w:p>
-        </w:tc>
-        <w:tc>
-          <w:tcPr/>
-          <w:p>
-            <w:pPr>
-              <w:pStyle w:val="Compact"/>
-              <w:jc w:val="right"/>
-            </w:pPr>
-            <w:r>
-              <w:t xml:space="preserve">9-view</w:t>
-            </w:r>
-          </w:p>
-        </w:tc>
-        <w:tc>
-          <w:tcPr/>
-          <w:p>
-            <w:pPr>
-              <w:pStyle w:val="Compact"/>
-              <w:jc w:val="right"/>
-            </w:pPr>
-            <w:r>
-              <w:t xml:space="preserve">9-view</w:t>
-            </w:r>
-          </w:p>
-        </w:tc>
-      </w:tr>
-      <w:tr>
-        <w:tc>
-          <w:tcPr/>
-          <w:p>
-            <w:pPr>
-              <w:pStyle w:val="Compact"/>
-            </w:pPr>
-            <w:r>
-              <w:t xml:space="preserve">NeRF-based</w:t>
-            </w:r>
-          </w:p>
-        </w:tc>
-        <w:tc>
-          <w:tcPr/>
-          <w:p>
-            <w:pPr>
-              <w:pStyle w:val="Compact"/>
-            </w:pPr>
-            <w:r>
-              <w:t xml:space="preserve">RegNeRF</w:t>
-            </w:r>
-          </w:p>
-        </w:tc>
-        <w:tc>
-          <w:tcPr/>
-          <w:p>
-            <w:pPr>
-              <w:pStyle w:val="Compact"/>
-              <w:jc w:val="right"/>
-            </w:pPr>
-            <w:r>
-              <w:t xml:space="preserve">29.65</w:t>
-            </w:r>
-          </w:p>
-        </w:tc>
-        <w:tc>
-          <w:tcPr/>
-          <w:p>
-            <w:pPr>
-              <w:pStyle w:val="Compact"/>
-              <w:jc w:val="right"/>
-            </w:pPr>
-            <w:r>
-              <w:t xml:space="preserve">18.55</w:t>
-            </w:r>
-          </w:p>
-        </w:tc>
-        <w:tc>
-          <w:tcPr/>
-          <w:p>
-            <w:pPr>
-              <w:pStyle w:val="Compact"/>
-              <w:jc w:val="right"/>
-            </w:pPr>
-            <w:r>
-              <w:t xml:space="preserve">0.587</w:t>
-            </w:r>
-          </w:p>
-        </w:tc>
-        <w:tc>
-          <w:tcPr/>
-          <w:p>
-            <w:pPr>
-              <w:pStyle w:val="Compact"/>
-              <w:jc w:val="right"/>
-            </w:pPr>
-            <w:r>
-              <w:t xml:space="preserve">22.61</w:t>
-            </w:r>
-          </w:p>
-        </w:tc>
-        <w:tc>
-          <w:tcPr/>
-          <w:p>
-            <w:pPr>
-              <w:pStyle w:val="Compact"/>
-              <w:jc w:val="right"/>
-            </w:pPr>
-            <w:r>
-              <w:t xml:space="preserve">19.08</w:t>
-            </w:r>
-          </w:p>
-        </w:tc>
-        <w:tc>
-          <w:tcPr/>
-          <w:p>
-            <w:pPr>
-              <w:pStyle w:val="Compact"/>
-              <w:jc w:val="right"/>
-            </w:pPr>
-            <w:r>
-              <w:t xml:space="preserve">0.76</w:t>
-            </w:r>
-          </w:p>
-        </w:tc>
-        <w:tc>
-          <w:tcPr/>
-          <w:p>
-            <w:pPr>
-              <w:pStyle w:val="Compact"/>
-              <w:jc w:val="right"/>
-            </w:pPr>
-            <w:r>
-              <w:t xml:space="preserve">18.39</w:t>
-            </w:r>
-          </w:p>
-        </w:tc>
-        <w:tc>
-          <w:tcPr/>
-          <w:p>
-            <w:pPr>
-              <w:pStyle w:val="Compact"/>
-              <w:jc w:val="right"/>
-            </w:pPr>
-            <w:r>
-              <w:t xml:space="preserve">22.86</w:t>
-            </w:r>
-          </w:p>
-        </w:tc>
-        <w:tc>
-          <w:tcPr/>
-          <w:p>
-            <w:pPr>
-              <w:pStyle w:val="Compact"/>
-              <w:jc w:val="right"/>
-            </w:pPr>
-            <w:r>
-              <w:t xml:space="preserve">0.82</w:t>
-            </w:r>
-          </w:p>
-        </w:tc>
-      </w:tr>
-      <w:tr>
-        <w:tc>
-          <w:tcPr/>
-          <w:p>
-            <w:pPr>
-              <w:pStyle w:val="Compact"/>
-            </w:pPr>
-          </w:p>
-        </w:tc>
-        <w:tc>
-          <w:tcPr/>
-          <w:p>
-            <w:pPr>
-              <w:pStyle w:val="Compact"/>
-            </w:pPr>
-            <w:r>
-              <w:t xml:space="preserve">FreeNeRF</w:t>
-            </w:r>
-          </w:p>
-        </w:tc>
-        <w:tc>
-          <w:tcPr/>
-          <w:p>
-            <w:pPr>
-              <w:pStyle w:val="Compact"/>
-              <w:jc w:val="right"/>
-            </w:pPr>
-            <w:r>
-              <w:t xml:space="preserve">30.85</w:t>
-            </w:r>
-          </w:p>
-        </w:tc>
-        <w:tc>
-          <w:tcPr/>
-          <w:p>
-            <w:pPr>
-              <w:pStyle w:val="Compact"/>
-              <w:jc w:val="right"/>
-            </w:pPr>
-            <w:r>
-              <w:t xml:space="preserve">19.09</w:t>
-            </w:r>
-          </w:p>
-        </w:tc>
-        <w:tc>
-          <w:tcPr/>
-          <w:p>
-            <w:pPr>
-              <w:pStyle w:val="Compact"/>
-              <w:jc w:val="right"/>
-            </w:pPr>
-            <w:r>
-              <w:t xml:space="preserve">0.624</w:t>
-            </w:r>
-          </w:p>
-        </w:tc>
-        <w:tc>
-          <w:tcPr/>
-          <w:p>
-            <w:pPr>
-              <w:pStyle w:val="Compact"/>
-              <w:jc w:val="right"/>
-            </w:pPr>
-            <w:r>
-              <w:t xml:space="preserve">23.06</w:t>
-            </w:r>
-          </w:p>
-        </w:tc>
-        <w:tc>
-          <w:tcPr/>
-          <w:p>
-            <w:pPr>
-              <w:pStyle w:val="Compact"/>
-              <w:jc w:val="right"/>
-            </w:pPr>
-            <w:r>
-              <w:t xml:space="preserve">19.81</w:t>
-            </w:r>
-          </w:p>
-        </w:tc>
-        <w:tc>
-          <w:tcPr/>
-          <w:p>
-            <w:pPr>
-              <w:pStyle w:val="Compact"/>
-              <w:jc w:val="right"/>
-            </w:pPr>
-            <w:r>
-              <w:t xml:space="preserve">0.763</w:t>
-            </w:r>
-          </w:p>
-        </w:tc>
-        <w:tc>
-          <w:tcPr/>
-          <w:p>
-            <w:pPr>
-              <w:pStyle w:val="Compact"/>
-              <w:jc w:val="right"/>
-            </w:pPr>
-            <w:r>
-              <w:t xml:space="preserve">17.94</w:t>
-            </w:r>
-          </w:p>
-        </w:tc>
-        <w:tc>
-          <w:tcPr/>
-          <w:p>
-            <w:pPr>
-              <w:pStyle w:val="Compact"/>
-              <w:jc w:val="right"/>
-            </w:pPr>
-            <w:r>
-              <w:t xml:space="preserve">23.08</w:t>
-            </w:r>
-          </w:p>
-        </w:tc>
-        <w:tc>
-          <w:tcPr/>
-          <w:p>
-            <w:pPr>
-              <w:pStyle w:val="Compact"/>
-              <w:jc w:val="right"/>
-            </w:pPr>
-            <w:r>
-              <w:t xml:space="preserve">0.823</w:t>
-            </w:r>
-          </w:p>
-        </w:tc>
-      </w:tr>
-      <w:tr>
-        <w:tc>
-          <w:tcPr/>
-          <w:p>
-            <w:pPr>
-              <w:pStyle w:val="Compact"/>
-            </w:pPr>
-            <w:r>
-              <w:t xml:space="preserve">3DGS-based</w:t>
-            </w:r>
-          </w:p>
-        </w:tc>
-        <w:tc>
-          <w:tcPr/>
-          <w:p>
-            <w:pPr>
-              <w:pStyle w:val="Compact"/>
-            </w:pPr>
-            <w:r>
-              <w:t xml:space="preserve">3DGS</w:t>
-            </w:r>
-          </w:p>
-        </w:tc>
-        <w:tc>
-          <w:tcPr/>
-          <w:p>
-            <w:pPr>
-              <w:pStyle w:val="Compact"/>
-              <w:jc w:val="right"/>
-            </w:pPr>
-            <w:r>
-              <w:t xml:space="preserve">22.93</w:t>
-            </w:r>
-          </w:p>
-        </w:tc>
-        <w:tc>
-          <w:tcPr/>
-          <w:p>
-            <w:pPr>
-              <w:pStyle w:val="Compact"/>
-              <w:jc w:val="right"/>
-            </w:pPr>
-            <w:r>
-              <w:t xml:space="preserve">19.32</w:t>
-            </w:r>
-          </w:p>
-        </w:tc>
-        <w:tc>
-          <w:tcPr/>
-          <w:p>
-            <w:pPr>
-              <w:pStyle w:val="Compact"/>
-              <w:jc w:val="right"/>
-            </w:pPr>
-            <w:r>
-              <w:t xml:space="preserve">0.649</w:t>
-            </w:r>
-          </w:p>
-        </w:tc>
-        <w:tc>
-          <w:tcPr/>
-          <w:p>
-            <w:pPr>
-              <w:pStyle w:val="Compact"/>
-              <w:jc w:val="right"/>
-            </w:pPr>
-            <w:r>
-              <w:t xml:space="preserve">13.45</w:t>
-            </w:r>
-          </w:p>
-        </w:tc>
-        <w:tc>
-          <w:tcPr/>
-          <w:p>
-            <w:pPr>
-              <w:pStyle w:val="Compact"/>
-              <w:jc w:val="right"/>
-            </w:pPr>
-            <w:r>
-              <w:t xml:space="preserve">23.8</w:t>
-            </w:r>
-          </w:p>
-        </w:tc>
-        <w:tc>
-          <w:tcPr/>
-          <w:p>
-            <w:pPr>
-              <w:pStyle w:val="Compact"/>
-              <w:jc w:val="right"/>
-            </w:pPr>
-            <w:r>
-              <w:t xml:space="preserve">0.814</w:t>
-            </w:r>
-          </w:p>
-        </w:tc>
-        <w:tc>
-          <w:tcPr/>
-          <w:p>
-            <w:pPr>
-              <w:pStyle w:val="Compact"/>
-              <w:jc w:val="right"/>
-            </w:pPr>
-            <w:r>
-              <w:t xml:space="preserve">9.68</w:t>
-            </w:r>
-          </w:p>
-        </w:tc>
-        <w:tc>
-          <w:tcPr/>
-          <w:p>
-            <w:pPr>
-              <w:pStyle w:val="Compact"/>
-              <w:jc w:val="right"/>
-            </w:pPr>
-            <w:r>
-              <w:t xml:space="preserve">25.44</w:t>
-            </w:r>
-          </w:p>
-        </w:tc>
-        <w:tc>
-          <w:tcPr/>
-          <w:p>
-            <w:pPr>
-              <w:pStyle w:val="Compact"/>
-              <w:jc w:val="right"/>
-            </w:pPr>
-            <w:r>
-              <w:t xml:space="preserve">0.86</w:t>
-            </w:r>
-          </w:p>
-        </w:tc>
-      </w:tr>
-      <w:tr>
-        <w:tc>
-          <w:tcPr/>
-          <w:p>
-            <w:pPr>
-              <w:pStyle w:val="Compact"/>
-            </w:pPr>
-          </w:p>
-        </w:tc>
-        <w:tc>
-          <w:tcPr/>
-          <w:p>
-            <w:pPr>
-              <w:pStyle w:val="Compact"/>
-            </w:pPr>
-            <w:r>
-              <w:t xml:space="preserve">CoR-GS</w:t>
-            </w:r>
-          </w:p>
-        </w:tc>
-        <w:tc>
-          <w:tcPr/>
-          <w:p>
-            <w:pPr>
-              <w:pStyle w:val="Compact"/>
-              <w:jc w:val="right"/>
-            </w:pPr>
-            <w:r>
-              <w:t xml:space="preserve">19.66</w:t>
-            </w:r>
-          </w:p>
-        </w:tc>
-        <w:tc>
-          <w:tcPr/>
-          <w:p>
-            <w:pPr>
-              <w:pStyle w:val="Compact"/>
-              <w:jc w:val="right"/>
-            </w:pPr>
-            <w:r>
-              <w:t xml:space="preserve">20.45</w:t>
-            </w:r>
-          </w:p>
-        </w:tc>
-        <w:tc>
-          <w:tcPr/>
-          <w:p>
-            <w:pPr>
-              <w:pStyle w:val="Compact"/>
-              <w:jc w:val="right"/>
-            </w:pPr>
-            <w:r>
-              <w:t xml:space="preserve">0.696</w:t>
-            </w:r>
-          </w:p>
-        </w:tc>
-        <w:tc>
-          <w:tcPr/>
-          <w:p>
-            <w:pPr>
-              <w:pStyle w:val="Compact"/>
-              <w:jc w:val="right"/>
-            </w:pPr>
-            <w:r>
-              <w:t xml:space="preserve">12.53</w:t>
-            </w:r>
-          </w:p>
-        </w:tc>
-        <w:tc>
-          <w:tcPr/>
-          <w:p>
-            <w:pPr>
-              <w:pStyle w:val="Compact"/>
-              <w:jc w:val="right"/>
-            </w:pPr>
-            <w:r>
-              <w:t xml:space="preserve">23.87</w:t>
-            </w:r>
-          </w:p>
-        </w:tc>
-        <w:tc>
-          <w:tcPr/>
-          <w:p>
-            <w:pPr>
-              <w:pStyle w:val="Compact"/>
-              <w:jc w:val="right"/>
-            </w:pPr>
-            <w:r>
-              <w:t xml:space="preserve">0.84</w:t>
-            </w:r>
-          </w:p>
-        </w:tc>
-        <w:tc>
-          <w:tcPr/>
-          <w:p>
-            <w:pPr>
-              <w:pStyle w:val="Compact"/>
-              <w:jc w:val="right"/>
-            </w:pPr>
-            <w:r>
-              <w:t xml:space="preserve">8.94</w:t>
-            </w:r>
-          </w:p>
-        </w:tc>
-        <w:tc>
-          <w:tcPr/>
-          <w:p>
-            <w:pPr>
-              <w:pStyle w:val="Compact"/>
-              <w:jc w:val="right"/>
-            </w:pPr>
-            <w:r>
-              <w:t xml:space="preserve">26.7</w:t>
-            </w:r>
-          </w:p>
-        </w:tc>
-        <w:tc>
-          <w:tcPr/>
-          <w:p>
-            <w:pPr>
-              <w:pStyle w:val="Compact"/>
-              <w:jc w:val="right"/>
-            </w:pPr>
-            <w:r>
-              <w:t xml:space="preserve">0.874</w:t>
-            </w:r>
-          </w:p>
-        </w:tc>
-      </w:tr>
-      <w:tr>
-        <w:tc>
-          <w:tcPr/>
-          <w:p>
-            <w:pPr>
-              <w:pStyle w:val="Compact"/>
-            </w:pPr>
-          </w:p>
-        </w:tc>
-        <w:tc>
-          <w:tcPr/>
-          <w:p>
-            <w:pPr>
-              <w:pStyle w:val="Compact"/>
-            </w:pPr>
-            <w:r>
-              <w:t xml:space="preserve">DropGaussian</w:t>
-            </w:r>
-          </w:p>
-        </w:tc>
-        <w:tc>
-          <w:tcPr/>
-          <w:p>
-            <w:pPr>
-              <w:pStyle w:val="Compact"/>
-              <w:jc w:val="right"/>
-            </w:pPr>
-            <w:r>
-              <w:t xml:space="preserve">21.93</w:t>
-            </w:r>
-          </w:p>
-        </w:tc>
-        <w:tc>
-          <w:tcPr/>
-          <w:p>
-            <w:pPr>
-              <w:pStyle w:val="Compact"/>
-              <w:jc w:val="right"/>
-            </w:pPr>
-            <w:r>
-              <w:t xml:space="preserve">19.8</w:t>
-            </w:r>
-          </w:p>
-        </w:tc>
-        <w:tc>
-          <w:tcPr/>
-          <w:p>
-            <w:pPr>
-              <w:pStyle w:val="Compact"/>
-              <w:jc w:val="right"/>
-            </w:pPr>
-            <w:r>
-              <w:t xml:space="preserve">0.621</w:t>
-            </w:r>
-          </w:p>
-        </w:tc>
-        <w:tc>
-          <w:tcPr/>
-          <w:p>
-            <w:pPr>
-              <w:pStyle w:val="Compact"/>
-              <w:jc w:val="right"/>
-            </w:pPr>
-            <w:r>
-              <w:t xml:space="preserve">13.79</w:t>
-            </w:r>
-          </w:p>
-        </w:tc>
-        <w:tc>
-          <w:tcPr/>
-          <w:p>
-            <w:pPr>
-              <w:pStyle w:val="Compact"/>
-              <w:jc w:val="right"/>
-            </w:pPr>
-            <w:r>
-              <w:t xml:space="preserve">23.41</w:t>
-            </w:r>
-          </w:p>
-        </w:tc>
-        <w:tc>
-          <w:tcPr/>
-          <w:p>
-            <w:pPr>
-              <w:pStyle w:val="Compact"/>
-              <w:jc w:val="right"/>
-            </w:pPr>
-            <w:r>
-              <w:t xml:space="preserve">0.803</w:t>
-            </w:r>
-          </w:p>
-        </w:tc>
-        <w:tc>
-          <w:tcPr/>
-          <w:p>
-            <w:pPr>
-              <w:pStyle w:val="Compact"/>
-              <w:jc w:val="right"/>
-            </w:pPr>
-            <w:r>
-              <w:t xml:space="preserve">9.4</w:t>
-            </w:r>
-          </w:p>
-        </w:tc>
-        <w:tc>
-          <w:tcPr/>
-          <w:p>
-            <w:pPr>
-              <w:pStyle w:val="Compact"/>
-              <w:jc w:val="right"/>
-            </w:pPr>
-            <w:r>
-              <w:t xml:space="preserve">25.87</w:t>
-            </w:r>
-          </w:p>
-        </w:tc>
-        <w:tc>
-          <w:tcPr/>
-          <w:p>
-            <w:pPr>
-              <w:pStyle w:val="Compact"/>
-              <w:jc w:val="right"/>
-            </w:pPr>
-            <w:r>
-              <w:t xml:space="preserve">0.868</w:t>
-            </w:r>
-          </w:p>
-        </w:tc>
-      </w:tr>
-      <w:tr>
-        <w:tc>
-          <w:tcPr/>
-          <w:p>
-            <w:pPr>
-              <w:pStyle w:val="Compact"/>
-            </w:pPr>
-          </w:p>
-        </w:tc>
-        <w:tc>
-          <w:tcPr/>
-          <w:p>
-            <w:pPr>
-              <w:pStyle w:val="Compact"/>
-            </w:pPr>
-            <w:r>
-              <w:t xml:space="preserve">D²GS</w:t>
-            </w:r>
-          </w:p>
-        </w:tc>
-        <w:tc>
-          <w:tcPr/>
-          <w:p>
-            <w:pPr>
-              <w:pStyle w:val="Compact"/>
-              <w:jc w:val="right"/>
-            </w:pPr>
-            <w:r>
-              <w:t xml:space="preserve">17.98</w:t>
-            </w:r>
-          </w:p>
-        </w:tc>
-        <w:tc>
-          <w:tcPr/>
-          <w:p>
-            <w:pPr>
-              <w:pStyle w:val="Compact"/>
-              <w:jc w:val="right"/>
-            </w:pPr>
-            <w:r>
-              <w:t xml:space="preserve">22.35</w:t>
-            </w:r>
-          </w:p>
-        </w:tc>
-        <w:tc>
-          <w:tcPr/>
-          <w:p>
-            <w:pPr>
-              <w:pStyle w:val="Compact"/>
-              <w:jc w:val="right"/>
-            </w:pPr>
-            <w:r>
-              <w:t xml:space="preserve">0.746</w:t>
-            </w:r>
-          </w:p>
-        </w:tc>
-        <w:tc>
-          <w:tcPr/>
-          <w:p>
-            <w:pPr>
-              <w:pStyle w:val="Compact"/>
-              <w:jc w:val="right"/>
-            </w:pPr>
-            <w:r>
-              <w:t xml:space="preserve">13.85</w:t>
-            </w:r>
-          </w:p>
-        </w:tc>
-        <w:tc>
-          <w:tcPr/>
-          <w:p>
-            <w:pPr>
-              <w:pStyle w:val="Compact"/>
-              <w:jc w:val="right"/>
-            </w:pPr>
-            <w:r>
-              <w:t xml:space="preserve">23.91</w:t>
-            </w:r>
-          </w:p>
-        </w:tc>
-        <w:tc>
-          <w:tcPr/>
-          <w:p>
-            <w:pPr>
-              <w:pStyle w:val="Compact"/>
-              <w:jc w:val="right"/>
-            </w:pPr>
-            <w:r>
-              <w:t xml:space="preserve">0.846</w:t>
-            </w:r>
-          </w:p>
-        </w:tc>
-        <w:tc>
-          <w:tcPr/>
-          <w:p>
-            <w:pPr>
-              <w:pStyle w:val="Compact"/>
-              <w:jc w:val="right"/>
-            </w:pPr>
-            <w:r>
-              <w:t xml:space="preserve">8.91</w:t>
-            </w:r>
-          </w:p>
-        </w:tc>
-        <w:tc>
-          <w:tcPr/>
-          <w:p>
-            <w:pPr>
-              <w:pStyle w:val="Compact"/>
-              <w:jc w:val="right"/>
-            </w:pPr>
-            <w:r>
-              <w:t xml:space="preserve">26.8</w:t>
-            </w:r>
-          </w:p>
-        </w:tc>
-        <w:tc>
-          <w:tcPr/>
-          <w:p>
-            <w:pPr>
-              <w:pStyle w:val="Compact"/>
-              <w:jc w:val="right"/>
-            </w:pPr>
-            <w:r>
-              <w:t xml:space="preserve">0.871</w:t>
-            </w:r>
-          </w:p>
-        </w:tc>
-      </w:tr>
-      <w:tr>
-        <w:tc>
-          <w:tcPr/>
-          <w:p>
-            <w:pPr>
-              <w:pStyle w:val="Compact"/>
-            </w:pPr>
-          </w:p>
-        </w:tc>
-        <w:tc>
-          <w:tcPr/>
-          <w:p>
-            <w:pPr>
-              <w:pStyle w:val="Compact"/>
-            </w:pPr>
-            <w:r>
-              <w:t xml:space="preserve">SynGS (Ours)</w:t>
-            </w:r>
-          </w:p>
-        </w:tc>
-        <w:tc>
-          <w:tcPr/>
-          <w:p>
-            <w:pPr>
-              <w:pStyle w:val="Compact"/>
-              <w:jc w:val="right"/>
-            </w:pPr>
-            <w:r>
-              <w:t xml:space="preserve">16.92</w:t>
-            </w:r>
-          </w:p>
-        </w:tc>
-        <w:tc>
-          <w:tcPr/>
-          <w:p>
-            <w:pPr>
-              <w:pStyle w:val="Compact"/>
-              <w:jc w:val="right"/>
-            </w:pPr>
-            <w:r>
-              <w:t xml:space="preserve">23.92</w:t>
-            </w:r>
-          </w:p>
-        </w:tc>
-        <w:tc>
-          <w:tcPr/>
-          <w:p>
-            <w:pPr>
-              <w:pStyle w:val="Compact"/>
-              <w:jc w:val="right"/>
-            </w:pPr>
-            <w:r>
-              <w:t xml:space="preserve">0.762</w:t>
-            </w:r>
-          </w:p>
-        </w:tc>
-        <w:tc>
-          <w:tcPr/>
-          <w:p>
-            <w:pPr>
-              <w:pStyle w:val="Compact"/>
-              <w:jc w:val="right"/>
-            </w:pPr>
-            <w:r>
-              <w:t xml:space="preserve">12.54</w:t>
-            </w:r>
-          </w:p>
-        </w:tc>
-        <w:tc>
-          <w:tcPr/>
-          <w:p>
-            <w:pPr>
-              <w:pStyle w:val="Compact"/>
-              <w:jc w:val="right"/>
-            </w:pPr>
-            <w:r>
-              <w:t xml:space="preserve">25.17</w:t>
-            </w:r>
-          </w:p>
-        </w:tc>
-        <w:tc>
-          <w:tcPr/>
-          <w:p>
-            <w:pPr>
-              <w:pStyle w:val="Compact"/>
-              <w:jc w:val="right"/>
-            </w:pPr>
-            <w:r>
-              <w:t xml:space="preserve">0.848</w:t>
-            </w:r>
-          </w:p>
-        </w:tc>
-        <w:tc>
-          <w:tcPr/>
-          <w:p>
-            <w:pPr>
-              <w:pStyle w:val="Compact"/>
-              <w:jc w:val="right"/>
-            </w:pPr>
-            <w:r>
-              <w:t xml:space="preserve">8.96</w:t>
-            </w:r>
-          </w:p>
-        </w:tc>
-        <w:tc>
-          <w:tcPr/>
-          <w:p>
-            <w:pPr>
-              <w:pStyle w:val="Compact"/>
-              <w:jc w:val="right"/>
-            </w:pPr>
-            <w:r>
-              <w:t xml:space="preserve">26.71</w:t>
-            </w:r>
-          </w:p>
-        </w:tc>
-        <w:tc>
-          <w:tcPr/>
-          <w:p>
-            <w:pPr>
-              <w:pStyle w:val="Compact"/>
-              <w:jc w:val="right"/>
-            </w:pPr>
-            <w:r>
-              <w:t xml:space="preserve">0.871</w:t>
-            </w:r>
-          </w:p>
-        </w:tc>
-      </w:tr>
-    </w:tbl>
-    <w:bookmarkEnd w:id="46"/>
-    <w:bookmarkStart w:id="50" w:name="_866faf69d5a15ef220d8e03cf803af6e217a9d9"/>
-    <w:p>
-      <w:pPr>
-        <w:pStyle w:val="2"/>
-      </w:pPr>
-      <w:r>
-        <w:t xml:space="preserve">Quantitative and Qualitative Results</w:t>
-      </w:r>
-    </w:p>
-    <w:p>
-      <w:pPr>
-        <w:pStyle w:val="FirstParagraph"/>
+    <w:p>
+      <w:pPr>
+        <w:pStyle w:val="a4"/>
+      </w:pPr>
+      <w:r>
+        <w:t xml:space="preserve">[[[TABLE_LLFF]]]</w:t>
+      </w:r>
+    </w:p>
+    <w:p>
+      <w:pPr>
+        <w:pStyle w:val="a4"/>
       </w:pPr>
       <w:r>
         <w:rPr>
@@ -4801,18 +2401,18 @@
           <wp:inline>
             <wp:extent cx="6172200" cy="2029746"/>
             <wp:effectExtent b="0" l="0" r="0" t="0"/>
-            <wp:docPr descr="Figure 3. Qualitative comparison under the 4-view sparse-input setting on Mip-NeRF 360. SynGS produces fewer floating artifacts and more complete structural boundaries than the compared methods." title="" id="48" name="Picture"/>
+            <wp:docPr descr="Figure 3. Qualitative comparison under the 4-view sparse-input setting on Mip-NeRF 360. SynGS produces fewer floating artifacts and more complete structural boundaries than the compared methods." title="" id="47" name="Picture"/>
             <a:graphic>
               <a:graphicData uri="http://schemas.openxmlformats.org/drawingml/2006/picture">
                 <pic:pic>
                   <pic:nvPicPr>
-                    <pic:cNvPr descr="/Users/zhihu/Desktop/CUC/EI会议/CVMP2026_3DGS/figures/word_export/qualitative.png" id="49" name="Picture"/>
+                    <pic:cNvPr descr="/Users/zhihu/Desktop/CUC/EI会议/CVMP2026_3DGS/figures/word_export/qualitative.png" id="48" name="Picture"/>
                     <pic:cNvPicPr>
                       <a:picLocks noChangeArrowheads="1" noChangeAspect="1"/>
                     </pic:cNvPicPr>
                   </pic:nvPicPr>
                   <pic:blipFill>
-                    <a:blip r:embed="rId47"/>
+                    <a:blip r:embed="rId46"/>
                     <a:stretch>
                       <a:fillRect/>
                     </a:stretch>
@@ -4847,382 +2447,65 @@
         <w:t xml:space="preserve">Figure 3. Qualitative comparison under the 4-view sparse-input setting on Mip-NeRF 360. SynGS produces fewer floating artifacts and more complete structural boundaries than the compared methods.</w:t>
       </w:r>
     </w:p>
+    <w:bookmarkEnd w:id="49"/>
+    <w:bookmarkStart w:id="50" w:name="_5030b34ff2ac2b18037d46fbc3c88a9b438a09f"/>
+    <w:p>
+      <w:pPr>
+        <w:pStyle w:val="2"/>
+      </w:pPr>
+      <w:r>
+        <w:t xml:space="preserve">Ablation Study</w:t>
+      </w:r>
+    </w:p>
+    <w:p>
+      <w:pPr>
+        <w:pStyle w:val="FirstParagraph"/>
+      </w:pPr>
+      <w:r>
+        <w:t xml:space="preserve">Table 3. Ablation study of SynGS components. LPIPS* denotes LPIPS × 10².</w:t>
+      </w:r>
+    </w:p>
+    <w:p>
+      <w:pPr>
+        <w:pStyle w:val="a4"/>
+      </w:pPr>
+      <w:r>
+        <w:t xml:space="preserve">[[[TABLE_ABLATION]]]</w:t>
+      </w:r>
+    </w:p>
+    <w:p>
+      <w:pPr>
+        <w:pStyle w:val="a4"/>
+      </w:pPr>
+      <w:r>
+        <w:t xml:space="preserve">Unlike Table 1, which reports dataset-wide averages, the ablation is a separate protocol and is not the 4-view mean in Table 1.</w:t>
+      </w:r>
+    </w:p>
+    <w:p>
+      <w:pPr>
+        <w:pStyle w:val="a4"/>
+      </w:pPr>
+      <w:r>
+        <w:t xml:space="preserve">Visual Hull Initialization establishes the geometric baseline at 17.51 dB PSNR. Adding Depth Densification raises PSNR to 24.96 dB, the largest gain in the ablation. Adding DVR further improves the full configuration to 26.18 dB, with gains in SSIM and LPIPS.</w:t>
+      </w:r>
+    </w:p>
+    <w:p>
+      <w:pPr>
+        <w:pStyle w:val="a4"/>
+      </w:pPr>
+      <w:r>
+        <w:t xml:space="preserve">*Visibility Balancing denotes Dynamic Visibility Regularization (DVR).</w:t>
+      </w:r>
+    </w:p>
     <w:bookmarkEnd w:id="50"/>
-    <w:bookmarkStart w:id="51" w:name="_5030b34ff2ac2b18037d46fbc3c88a9b438a09f"/>
-    <w:p>
-      <w:pPr>
-        <w:pStyle w:val="2"/>
-      </w:pPr>
-      <w:r>
-        <w:t xml:space="preserve">Ablation Study</w:t>
-      </w:r>
-    </w:p>
     <w:bookmarkEnd w:id="51"/>
-    <w:bookmarkStart w:id="52" w:name="_1871d7d6b6916fc4afb262a38e353859479b798"/>
-    <w:p>
-      <w:pPr>
-        <w:pStyle w:val="2"/>
-      </w:pPr>
-      <w:r>
-        <w:t xml:space="preserve">Ablation Study</w:t>
-      </w:r>
-    </w:p>
-    <w:p>
-      <w:pPr>
-        <w:pStyle w:val="FirstParagraph"/>
-      </w:pPr>
-      <w:r>
-        <w:t xml:space="preserve">Table 3 isolates the contributions of the three components. Unlike Table 1, which reports dataset-wide averages, the ablation is a separate protocol and is not the 4-view mean in Table 1.</w:t>
-      </w:r>
-    </w:p>
-    <w:p>
-      <w:pPr>
-        <w:pStyle w:val="a4"/>
-      </w:pPr>
-      <w:r>
-        <w:t xml:space="preserve">Visual Hull Initialization establishes the geometric baseline at 17.51 dB PSNR. Adding Depth Densification raises PSNR to 24.96 dB, the largest gain in the ablation. Adding DVR further improves the full configuration to 26.18 dB, with gains in SSIM and LPIPS.</w:t>
-      </w:r>
-    </w:p>
-    <w:p>
-      <w:pPr>
-        <w:pStyle w:val="a4"/>
-      </w:pPr>
-      <w:r>
-        <w:t xml:space="preserve">Table 3. Ablation study of SynGS components. LPIPS* denotes LPIPS × 10².</w:t>
-      </w:r>
-    </w:p>
-    <w:tbl>
-      <w:tblPr>
-        <w:tblStyle w:val="Table"/>
-        <w:tblW w:type="pct" w:w="5000"/>
-        <w:tblLayout w:type="fixed"/>
-        <w:tblLook w:firstRow="1" w:lastRow="0" w:firstColumn="0" w:lastColumn="0" w:noHBand="0" w:noVBand="0" w:val="0020"/>
-      </w:tblPr>
-      <w:tblGrid>
-        <w:gridCol w:w="1466"/>
-        <w:gridCol w:w="1466"/>
-        <w:gridCol w:w="1466"/>
-        <w:gridCol w:w="1173"/>
-        <w:gridCol w:w="1173"/>
-        <w:gridCol w:w="1173"/>
-      </w:tblGrid>
-      <w:tr>
-        <w:trPr>
-          <w:tblHeader w:val="on"/>
-        </w:trPr>
-        <w:tc>
-          <w:tcPr/>
-          <w:p>
-            <w:pPr>
-              <w:pStyle w:val="Compact"/>
-              <w:jc w:val="center"/>
-            </w:pPr>
-            <w:r>
-              <w:t xml:space="preserve">Visual Hull Init</w:t>
-            </w:r>
-          </w:p>
-        </w:tc>
-        <w:tc>
-          <w:tcPr/>
-          <w:p>
-            <w:pPr>
-              <w:pStyle w:val="Compact"/>
-              <w:jc w:val="center"/>
-            </w:pPr>
-            <w:r>
-              <w:t xml:space="preserve">Depth Densification</w:t>
-            </w:r>
-          </w:p>
-        </w:tc>
-        <w:tc>
-          <w:tcPr/>
-          <w:p>
-            <w:pPr>
-              <w:pStyle w:val="Compact"/>
-              <w:jc w:val="center"/>
-            </w:pPr>
-            <w:r>
-              <w:t xml:space="preserve">Visibility Balancing*</w:t>
-            </w:r>
-          </w:p>
-        </w:tc>
-        <w:tc>
-          <w:tcPr/>
-          <w:p>
-            <w:pPr>
-              <w:pStyle w:val="Compact"/>
-              <w:jc w:val="right"/>
-            </w:pPr>
-            <w:r>
-              <w:t xml:space="preserve">SSIM↑</w:t>
-            </w:r>
-          </w:p>
-        </w:tc>
-        <w:tc>
-          <w:tcPr/>
-          <w:p>
-            <w:pPr>
-              <w:pStyle w:val="Compact"/>
-              <w:jc w:val="right"/>
-            </w:pPr>
-            <w:r>
-              <w:t xml:space="preserve">PSNR↑</w:t>
-            </w:r>
-          </w:p>
-        </w:tc>
-        <w:tc>
-          <w:tcPr/>
-          <w:p>
-            <w:pPr>
-              <w:pStyle w:val="Compact"/>
-              <w:jc w:val="right"/>
-            </w:pPr>
-            <w:r>
-              <w:t xml:space="preserve">LPIPS*↓</w:t>
-            </w:r>
-          </w:p>
-        </w:tc>
-      </w:tr>
-      <w:tr>
-        <w:tc>
-          <w:tcPr/>
-          <w:p>
-            <w:pPr>
-              <w:pStyle w:val="Compact"/>
-              <w:jc w:val="center"/>
-            </w:pPr>
-            <w:r>
-              <w:t xml:space="preserve">√</w:t>
-            </w:r>
-          </w:p>
-        </w:tc>
-        <w:tc>
-          <w:tcPr/>
-          <w:p>
-            <w:pPr>
-              <w:pStyle w:val="Compact"/>
-            </w:pPr>
-          </w:p>
-        </w:tc>
-        <w:tc>
-          <w:tcPr/>
-          <w:p>
-            <w:pPr>
-              <w:pStyle w:val="Compact"/>
-            </w:pPr>
-          </w:p>
-        </w:tc>
-        <w:tc>
-          <w:tcPr/>
-          <w:p>
-            <w:pPr>
-              <w:pStyle w:val="Compact"/>
-              <w:jc w:val="right"/>
-            </w:pPr>
-            <w:r>
-              <w:t xml:space="preserve">0.865</w:t>
-            </w:r>
-          </w:p>
-        </w:tc>
-        <w:tc>
-          <w:tcPr/>
-          <w:p>
-            <w:pPr>
-              <w:pStyle w:val="Compact"/>
-              <w:jc w:val="right"/>
-            </w:pPr>
-            <w:r>
-              <w:t xml:space="preserve">17.51</w:t>
-            </w:r>
-          </w:p>
-        </w:tc>
-        <w:tc>
-          <w:tcPr/>
-          <w:p>
-            <w:pPr>
-              <w:pStyle w:val="Compact"/>
-              <w:jc w:val="right"/>
-            </w:pPr>
-            <w:r>
-              <w:t xml:space="preserve">12.80</w:t>
-            </w:r>
-          </w:p>
-        </w:tc>
-      </w:tr>
-      <w:tr>
-        <w:tc>
-          <w:tcPr/>
-          <w:p>
-            <w:pPr>
-              <w:pStyle w:val="Compact"/>
-              <w:jc w:val="center"/>
-            </w:pPr>
-            <w:r>
-              <w:t xml:space="preserve">√</w:t>
-            </w:r>
-          </w:p>
-        </w:tc>
-        <w:tc>
-          <w:tcPr/>
-          <w:p>
-            <w:pPr>
-              <w:pStyle w:val="Compact"/>
-              <w:jc w:val="center"/>
-            </w:pPr>
-            <w:r>
-              <w:t xml:space="preserve">√</w:t>
-            </w:r>
-          </w:p>
-        </w:tc>
-        <w:tc>
-          <w:tcPr/>
-          <w:p>
-            <w:pPr>
-              <w:pStyle w:val="Compact"/>
-            </w:pPr>
-          </w:p>
-        </w:tc>
-        <w:tc>
-          <w:tcPr/>
-          <w:p>
-            <w:pPr>
-              <w:pStyle w:val="Compact"/>
-              <w:jc w:val="right"/>
-            </w:pPr>
-            <w:r>
-              <w:t xml:space="preserve">0.902</w:t>
-            </w:r>
-          </w:p>
-        </w:tc>
-        <w:tc>
-          <w:tcPr/>
-          <w:p>
-            <w:pPr>
-              <w:pStyle w:val="Compact"/>
-              <w:jc w:val="right"/>
-            </w:pPr>
-            <w:r>
-              <w:t xml:space="preserve">24.96</w:t>
-            </w:r>
-          </w:p>
-        </w:tc>
-        <w:tc>
-          <w:tcPr/>
-          <w:p>
-            <w:pPr>
-              <w:pStyle w:val="Compact"/>
-              <w:jc w:val="right"/>
-            </w:pPr>
-            <w:r>
-              <w:t xml:space="preserve">5.20</w:t>
-            </w:r>
-          </w:p>
-        </w:tc>
-      </w:tr>
-      <w:tr>
-        <w:tc>
-          <w:tcPr/>
-          <w:p>
-            <w:pPr>
-              <w:pStyle w:val="Compact"/>
-              <w:jc w:val="center"/>
-            </w:pPr>
-            <w:r>
-              <w:t xml:space="preserve">√</w:t>
-            </w:r>
-          </w:p>
-        </w:tc>
-        <w:tc>
-          <w:tcPr/>
-          <w:p>
-            <w:pPr>
-              <w:pStyle w:val="Compact"/>
-              <w:jc w:val="center"/>
-            </w:pPr>
-            <w:r>
-              <w:t xml:space="preserve">√</w:t>
-            </w:r>
-          </w:p>
-        </w:tc>
-        <w:tc>
-          <w:tcPr/>
-          <w:p>
-            <w:pPr>
-              <w:pStyle w:val="Compact"/>
-              <w:jc w:val="center"/>
-            </w:pPr>
-            <w:r>
-              <w:t xml:space="preserve">√</w:t>
-            </w:r>
-          </w:p>
-        </w:tc>
-        <w:tc>
-          <w:tcPr/>
-          <w:p>
-            <w:pPr>
-              <w:pStyle w:val="Compact"/>
-              <w:jc w:val="right"/>
-            </w:pPr>
-            <w:r>
-              <w:rPr>
-                <w:b/>
-                <w:bCs/>
-              </w:rPr>
-              <w:t xml:space="preserve">0.943</w:t>
-            </w:r>
-          </w:p>
-        </w:tc>
-        <w:tc>
-          <w:tcPr/>
-          <w:p>
-            <w:pPr>
-              <w:pStyle w:val="Compact"/>
-              <w:jc w:val="right"/>
-            </w:pPr>
-            <w:r>
-              <w:rPr>
-                <w:b/>
-                <w:bCs/>
-              </w:rPr>
-              <w:t xml:space="preserve">26.18</w:t>
-            </w:r>
-          </w:p>
-        </w:tc>
-        <w:tc>
-          <w:tcPr/>
-          <w:p>
-            <w:pPr>
-              <w:pStyle w:val="Compact"/>
-              <w:jc w:val="right"/>
-            </w:pPr>
-            <w:r>
-              <w:rPr>
-                <w:b/>
-                <w:bCs/>
-              </w:rPr>
-              <w:t xml:space="preserve">3.98</w:t>
-            </w:r>
-          </w:p>
-        </w:tc>
-      </w:tr>
-    </w:tbl>
-    <w:p>
-      <w:pPr>
-        <w:pStyle w:val="FirstParagraph"/>
-      </w:pPr>
-      <w:r>
-        <w:t xml:space="preserve">*Visibility Balancing denotes Dynamic Visibility Regularization (DVR).</w:t>
-      </w:r>
-    </w:p>
-    <w:bookmarkEnd w:id="52"/>
-    <w:bookmarkEnd w:id="53"/>
-    <w:bookmarkStart w:id="54" w:name="_conclusion"/>
+    <w:bookmarkStart w:id="52" w:name="_conclusion"/>
     <w:p>
       <w:pPr>
         <w:pStyle w:val="1"/>
       </w:pPr>
       <w:r>
-        <w:t xml:space="preserve">5. CONCLUSION</w:t>
+        <w:t xml:space="preserve">CONCLUSION</w:t>
       </w:r>
     </w:p>
     <w:p>
@@ -5275,385 +2558,935 @@
         <w:t xml:space="preserve">for more reliable initialization, geometry completion, and reduced sparse-view overfitting. On Mip-NeRF 360 and LLFF, SynGS improves novel-view quality under sparse inputs; densification adds memory and compute cost, and more efficient densification without losing quality is left for future work.</w:t>
       </w:r>
     </w:p>
-    <w:bookmarkEnd w:id="54"/>
-    <w:bookmarkStart w:id="55" w:name="_references"/>
-    <w:p>
-      <w:pPr>
-        <w:pStyle w:val="1"/>
-      </w:pPr>
-      <w:r>
-        <w:t xml:space="preserve">REFERENCES</w:t>
-      </w:r>
-    </w:p>
-    <w:p>
-      <w:pPr>
-        <w:pStyle w:val="FirstParagraph"/>
-      </w:pPr>
-      <w:r>
-        <w:t xml:space="preserve">[1] Yang, J., Pavone, M., and Wang, Y., ``FreeNeRF: Improving few-shot neural rendering with free frequency regularization,’’ in [Proc. IEEE/CVF Conference on Computer Vision and Pattern Recognition (CVPR)], 8254–8263 (2023). DOI: https://doi.org/10.1109/cvpr52729.2023.00798.</w:t>
-      </w:r>
-    </w:p>
-    <w:p>
-      <w:pPr>
-        <w:pStyle w:val="a4"/>
-      </w:pPr>
-      <w:r>
-        <w:t xml:space="preserve">[2] Niemeyer, M., Barron, J.~T., Mildenhall, B., Sajjadi, M. S.~M., Geiger, A., and Radwan, N., ``RegNeRF: Regularizing neural radiance fields for view synthesis from sparse inputs,’’ in [Proc. IEEE/CVF Conference on Computer Vision and Pattern Recognition (CVPR)], 5480–5490 (2022). DOI: https://doi.org/10.1109/cvpr52688.2022.00540.</w:t>
-      </w:r>
-    </w:p>
-    <w:p>
-      <w:pPr>
-        <w:pStyle w:val="a4"/>
-      </w:pPr>
-      <w:r>
-        <w:t xml:space="preserve">[3] Kerbl, B., Kopanas, G., Leimk"uhler, T., and Drettakis, G., ``3D gaussian splatting for real-time radiance field rendering,’’ ACM Transactions on Graphics~ 42(4), 139:1–139:14 (2023). DOI: https://doi.org/10.1145/3592433.</w:t>
-      </w:r>
-    </w:p>
-    <w:p>
-      <w:pPr>
-        <w:pStyle w:val="a4"/>
-      </w:pPr>
-      <w:r>
-        <w:t xml:space="preserve">[4] Lu, T., Yu, M., Xu, L., Xiangli, Y., Wang, L., Lin, D., and Dai, B., ``Scaffold-GS: Structured 3D gaussians for view-adaptive rendering,’’ in [Proc. IEEE/CVF Conference on Computer Vision and Pattern Recognition (CVPR)], 20654–20664 (2024). DOI: https://doi.org/10.1109/cvpr52733.2024.01952.</w:t>
-      </w:r>
-    </w:p>
-    <w:p>
-      <w:pPr>
-        <w:pStyle w:val="a4"/>
-      </w:pPr>
-      <w:r>
-        <w:t xml:space="preserve">[5] Yu, Z., Chen, A., Huang, B., Sattler, T., and Geiger, A., ``Mip-splatting: Alias-free 3D Gaussian splatting,’’ in [Proc. IEEE/CVF Conference on Computer Vision and Pattern Recognition (CVPR)], 19447–19456 (2024). DOI: https://doi.org/10.1109/cvpr52733.2024.01839.</w:t>
-      </w:r>
-    </w:p>
-    <w:p>
-      <w:pPr>
-        <w:pStyle w:val="a4"/>
-      </w:pPr>
-      <w:r>
-        <w:t xml:space="preserve">[6] Sch"onberger, J.~L. and Frahm, J.-M., ``Structure-from-motion revisited,’’ in [Proc. IEEE Conference on Computer Vision and Pattern Recognition (CVPR)], 4104–4113 (2016). DOI: https://doi.org/10.1109/cvpr.2016.445.</w:t>
-      </w:r>
-    </w:p>
-    <w:p>
-      <w:pPr>
-        <w:pStyle w:val="a4"/>
-      </w:pPr>
-      <w:r>
-        <w:t xml:space="preserve">[7] Chung, J., Oh, J., and Lee, K.~M., ``Depth-regularized optimization for 3D gaussian splatting in few-shot images,’’ in [Proc. IEEE/CVF Conference on Computer Vision and Pattern Recognition Workshops (CVPRW)], 811–820 (2024). DOI: https://doi.org/10.1109/cvprw63382.2024.00086.</w:t>
-      </w:r>
-    </w:p>
-    <w:p>
-      <w:pPr>
-        <w:pStyle w:val="a4"/>
-      </w:pPr>
-      <w:r>
-        <w:t xml:space="preserve">[8] Xu, Y., Wang, L., Chen, M., Ao, S., Li, L., and Guo, Y., ``DropoutGS: Dropping out gaussians for better sparse-view rendering,’’ in [Proc. IEEE/CVF Conference on Computer Vision and Pattern Recognition (CVPR)], 701–710 (2025). DOI: https://doi.org/10.1109/cvpr52734.2025.00074.</w:t>
-      </w:r>
-    </w:p>
-    <w:p>
-      <w:pPr>
-        <w:pStyle w:val="a4"/>
-      </w:pPr>
-      <w:r>
-        <w:t xml:space="preserve">[9] Park, H., Ryu, G., and Kim, W., ``DropGaussian: Structural regularization for sparse-view gaussian splatting,’’ in [Proc. IEEE/CVF Conference on Computer Vision and Pattern Recognition (CVPR)], 21600–21609 (2025). DOI: https://doi.org/10.1109/cvpr52734.2025.02012.</w:t>
-      </w:r>
-    </w:p>
-    <w:p>
-      <w:pPr>
-        <w:pStyle w:val="a4"/>
-      </w:pPr>
-      <w:r>
-        <w:t xml:space="preserve">[10] Somraj, N. and Soundararajan, R., ``ViP-NeRF: Visibility prior for sparse input neural radiance fields,’’ in [Proc. ACM SIGGRAPH Conference], 1–11 (2023). DOI: https://doi.org/10.1145/3588432.3591539.</w:t>
-      </w:r>
-    </w:p>
-    <w:p>
-      <w:pPr>
-        <w:pStyle w:val="a4"/>
-      </w:pPr>
-      <w:r>
-        <w:t xml:space="preserve">[11] Li, J., Zhang, J., Bai, X., Zheng, J., Ning, X., Zhou, J., and Gu, L., ``DNGaussian: Optimizing sparse-view 3D gaussian radiance fields with global-local depth normalization,’’ in [Proc. IEEE/CVF Conference on Computer Vision and Pattern Recognition (CVPR)], 20775–20785 (2024). DOI: https://doi.org/10.1109/cvpr52733.2024.01963.</w:t>
-      </w:r>
-    </w:p>
-    <w:p>
-      <w:pPr>
-        <w:pStyle w:val="a4"/>
-      </w:pPr>
-      <w:r>
-        <w:t xml:space="preserve">[12] Zhu, Z., Fan, Z., Jiang, Y., and Wang, Z., ``FSGS: Real-time few-shot view synthesis using gaussian splatting,’’ in [Proc. European Conference on Computer Vision (ECCV)], 145–163 (2024). DOI: https://doi.org/10.1007/978-3-031-72933-1_9.</w:t>
-      </w:r>
-    </w:p>
-    <w:p>
-      <w:pPr>
-        <w:pStyle w:val="a4"/>
-      </w:pPr>
-      <w:r>
-        <w:t xml:space="preserve">[13] Zhang, J., Li, J., Yu, X., Huang, L., Gu, L., Zheng, J., and Bai, X., ``CoR-GS: Sparse-view 3D gaussian splatting via co-regularization,’’ in [Proc. European Conference on Computer Vision (ECCV)], 335–352 (2024). DOI: https://doi.org/10.1007/978-3-031-73232-4_19.</w:t>
-      </w:r>
-    </w:p>
-    <w:p>
-      <w:pPr>
-        <w:pStyle w:val="a4"/>
-      </w:pPr>
-      <w:r>
-        <w:t xml:space="preserve">[14] Mildenhall, B., Srinivasan, P.~P., Tancik, M., Barron, J.~T., Ramamoorthi, R., and Ng, R., ``NeRF: Representing scenes as neural radiance fields for view synthesis,’’ Communications of the ACM~ 65(1), 99–106 (2021). DOI: https://doi.org/10.1145/3503250.</w:t>
-      </w:r>
-    </w:p>
-    <w:p>
-      <w:pPr>
-        <w:pStyle w:val="a4"/>
-      </w:pPr>
-      <w:r>
-        <w:t xml:space="preserve">[15] Wang, G., Chen, Z., Loy, C.~C., and Liu, Z., ``SparseNeRF: Distilling depth ranking for few-shot novel view synthesis,’’ in [Proc. IEEE/CVF International Conference on Computer Vision (ICCV)], 9031–9042 (2023). DOI: https://doi.org/10.1109/iccv51070.2023.00832.</w:t>
-      </w:r>
-    </w:p>
-    <w:p>
-      <w:pPr>
-        <w:pStyle w:val="a4"/>
-      </w:pPr>
-      <w:r>
-        <w:t xml:space="preserve">[16] Deng, K., Liu, A., Zhu, J.-Y., and Ramanan, D., ``Depth-supervised NeRF: Fewer views and faster training for free,’’ in [Proc. IEEE/CVF Conference on Computer Vision and Pattern Recognition (CVPR)], 12872–12881 (2022). DOI: https://doi.org/10.1109/cvpr52688.2022.01254.</w:t>
-      </w:r>
-    </w:p>
-    <w:p>
-      <w:pPr>
-        <w:pStyle w:val="a4"/>
-      </w:pPr>
-      <w:r>
-        <w:t xml:space="preserve">[17] Truong, P., Rakotosaona, M.-J., Manhardt, F., and Tombari, F., ``SPARF: Neural radiance fields from sparse and noisy poses,’’ in [Proc. IEEE/CVF Conference on Computer Vision and Pattern Recognition (CVPR)], 4190–4200 (2023). DOI: https://doi.org/10.1109/cvpr52729.2023.00408.</w:t>
-      </w:r>
-    </w:p>
-    <w:p>
-      <w:pPr>
-        <w:pStyle w:val="a4"/>
-      </w:pPr>
-      <w:r>
-        <w:t xml:space="preserve">[18] Wu, R., Mildenhall, B., Henzler, P., Park, K., Gao, R., Watson, D., Srinivasan, P.~P., Verbin, D., Barron, J.~T., Poole, B., and Hoy'nski, A., ``ReconFusion: 3D reconstruction with diffusion priors,’’ in [Proc. IEEE/CVF Conference on Computer Vision and Pattern Recognition (CVPR)], 21551–21561 (2024). DOI: https://doi.org/10.1109/cvpr52733.2024.02036.</w:t>
-      </w:r>
-    </w:p>
-    <w:p>
-      <w:pPr>
-        <w:pStyle w:val="a4"/>
-      </w:pPr>
-      <w:r>
-        <w:t xml:space="preserve">[19] Barron, J.~T., Mildenhall, B., Verbin, D., Srinivasan, P.~P., and Hedman, P., ``Zip-NeRF: Anti-aliased grid-based neural radiance fields,’’ in [Proc. IEEE/CVF International Conference on Computer Vision (ICCV)], 19697–19705 (2023). DOI: https://doi.org/10.1109/iccv51070.2023.01804.</w:t>
-      </w:r>
-    </w:p>
-    <w:p>
-      <w:pPr>
-        <w:pStyle w:val="a4"/>
-      </w:pPr>
-      <w:r>
-        <w:t xml:space="preserve">[20] Yariv, L., Hedman, P., Reiser, C., Verbin, D., Srinivasan, P.~P., Szeliski, R., Barron, J.~T., and Mildenhall, B., ``BakedSDF: Meshing neural SDFs for real-time view synthesis.’’ arXiv preprint arXiv:2302.14859 (2023). DOI: https://doi.org/10.1145/3588432.3591536.</w:t>
-      </w:r>
-    </w:p>
-    <w:p>
-      <w:pPr>
-        <w:pStyle w:val="a4"/>
-      </w:pPr>
-      <w:r>
-        <w:t xml:space="preserve">[21] Gu'edon, A. and Lepetit, V., ``SuGaR: Surface-aligned Gaussian splatting for efficient 3D mesh reconstruction and high-quality mesh rendering,’’ in [Proc. IEEE/CVF Conference on Computer Vision and Pattern Recognition (CVPR)], 5354–5363 (2024). DOI: https://doi.org/10.1109/cvpr52733.2024.00512.</w:t>
-      </w:r>
-    </w:p>
-    <w:p>
-      <w:pPr>
-        <w:pStyle w:val="a4"/>
-      </w:pPr>
-      <w:r>
-        <w:t xml:space="preserve">[22] Huang, B., Yu, Z., Chen, A., Geiger, A., and Gao, S., ``2D Gaussian splatting for geometrically accurate radiance fields.’’ arXiv preprint arXiv:2403.17888 (2024). DOI: https://doi.org/10.1145/3641519.3657428.</w:t>
-      </w:r>
-    </w:p>
-    <w:p>
-      <w:pPr>
-        <w:pStyle w:val="a4"/>
-      </w:pPr>
-      <w:r>
-        <w:t xml:space="preserve">[23] Bao, Z., Liao, G., Zhou, K., Liu, K., Li, Q., and Qiu, G., ``LoopSparseGS: Loop-based sparse-view friendly Gaussian splatting,’’ IEEE Transactions on Image Processing~ 34, 3889–3902 (2025). DOI: https://doi.org/10.1109/TIP.2025.3574929.</w:t>
-      </w:r>
-    </w:p>
-    <w:p>
-      <w:pPr>
-        <w:pStyle w:val="a4"/>
-      </w:pPr>
-      <w:r>
-        <w:t xml:space="preserve">[24] Cheng, K., Long, X., Yang, K., Yao, Y., Yin, W., Ma, Y., Wang, W., and Chen, X., ``GaussianPro: 3D Gaussian splatting with progressive propagation.’’ arXiv preprint arXiv:2402.14650 (2024). DOI: https://doi.org/10.48550/arXiv.2402.14650.</w:t>
-      </w:r>
-    </w:p>
-    <w:p>
-      <w:pPr>
-        <w:pStyle w:val="a4"/>
-      </w:pPr>
-      <w:r>
-        <w:t xml:space="preserve">[25] Zhou, Z., Xiong, Y.-J., Zhang, J.-C., Xia, C.-M., Qiu, X., and Zhan, H., ``Gradient-direction-aware density control for 3D Gaussian splatting.’’ arXiv preprint arXiv:2508.09239 (2025). DOI: https://doi.org/10.48550/arXiv.2508.09239.</w:t>
-      </w:r>
-    </w:p>
-    <w:p>
-      <w:pPr>
-        <w:pStyle w:val="a4"/>
-      </w:pPr>
-      <w:r>
-        <w:t xml:space="preserve">[26] Zheng, Y., Jiang, Z., He, S., Sun, Y., Dong, J., Zhang, H., and Du, Y., ``NexusGS: Sparse view synthesis with epipolar depth priors in 3D Gaussian splatting,’’ in [Proc. IEEE/CVF Conference on Computer Vision and Pattern Recognition (CVPR)], 26800–26809 (2025). DOI: https://doi.org/10.1109/cvpr52734.2025.02496.</w:t>
-      </w:r>
-    </w:p>
-    <w:p>
-      <w:pPr>
-        <w:pStyle w:val="a4"/>
-      </w:pPr>
-      <w:r>
-        <w:t xml:space="preserve">[27] Patle, G., Girgaonkar, N., Somraj, N., and Soundararajan, R., ``AD-GS: Alternating densification for sparse-input 3D Gaussian splatting.’’ arXiv preprint arXiv:2509.11003 (2025). DOI: https://doi.org/10.1145/3757377.3763993.</w:t>
-      </w:r>
-    </w:p>
-    <w:p>
-      <w:pPr>
-        <w:pStyle w:val="a4"/>
-      </w:pPr>
-      <w:r>
-        <w:t xml:space="preserve">[28] Xiong, H., Muttukuru, S., Upadhyay, R., Chari, P., and Kadambi, A., ``SparseGS: Real-time 360° sparse view synthesis using Gaussian splatting,’’ in [Proc. International Conference on 3D Vision (3DV)], (2025). DOI: https://doi.org/10.1109/3dv66043.2025.00100.</w:t>
-      </w:r>
-    </w:p>
-    <w:p>
-      <w:pPr>
-        <w:pStyle w:val="a4"/>
-      </w:pPr>
-      <w:r>
-        <w:t xml:space="preserve">[29] Fang, S., Shen, I.-C., Zhang, X., Wang, Z., Wang, Y., Ding, W., Yu, G., and Igarashi, T., ``Dropping anchor and spherical harmonics for sparse-view Gaussian splatting.’’ arXiv preprint arXiv:2602.20933 (2026). DOI: https://doi.org/10.48550/arXiv.2602.20933.</w:t>
-      </w:r>
-    </w:p>
-    <w:p>
-      <w:pPr>
-        <w:pStyle w:val="a4"/>
-      </w:pPr>
-      <w:r>
-        <w:t xml:space="preserve">[30] Wang, S., Leroy, V., Cabon, Y., Chidlovskii, B., and Revaud, J., ``DUSt3R: Geometric 3D vision made easy,’’ in [Proc. IEEE/CVF Conference on Computer Vision and Pattern Recognition (CVPR)], 20697–20709 (2024). DOI: https://doi.org/10.1109/cvpr52733.2024.01956.</w:t>
-      </w:r>
-    </w:p>
-    <w:p>
-      <w:pPr>
-        <w:pStyle w:val="a4"/>
-      </w:pPr>
-      <w:r>
-        <w:t xml:space="preserve">[31] Fan, Z., Cong, W., Wen, K., Wang, K., Zhang, J., Ding, X., Xu, D., Ivanovic, B., Pavone, M., Pavlakos, G., Wang, Z., and Wang, Y., ``InstantSplat: Sparse-view Gaussian splatting in seconds.’’ arXiv preprint arXiv:2403.20309 (2024). DOI: https://doi.org/10.48550/arXiv.2403.20309.</w:t>
-      </w:r>
-    </w:p>
-    <w:p>
-      <w:pPr>
-        <w:pStyle w:val="a4"/>
-      </w:pPr>
-      <w:r>
-        <w:t xml:space="preserve">[32] Charatan, D., Li, S.~L., Tagliasacchi, A., and Sitzmann, V., ``pixelSplat: 3D Gaussian splats from image pairs for scalable generalizable 3D reconstruction,’’ in [Proc. IEEE/CVF Conference on Computer Vision and Pattern Recognition (CVPR)], 19457–19467 (2024). DOI: https://doi.org/10.1109/cvpr52733.2024.01840.</w:t>
-      </w:r>
-    </w:p>
-    <w:p>
-      <w:pPr>
-        <w:pStyle w:val="a4"/>
-      </w:pPr>
-      <w:r>
-        <w:t xml:space="preserve">[33] Chen, Y., Xu, H., Zheng, C., Zhuang, B., Pollefeys, M., Geiger, A., Cham, T.-J., and Cai, J., ``MVSplat: Efficient 3D Gaussian splatting from sparse multi-view images,’’ in [Proc. European Conference on Computer Vision (ECCV)], 370–381 (2024). DOI: https://doi.org/10.1007/978-3-031-72664-4_21.</w:t>
-      </w:r>
-    </w:p>
-    <w:p>
-      <w:pPr>
-        <w:pStyle w:val="a4"/>
-      </w:pPr>
-      <w:r>
-        <w:t xml:space="preserve">[34] Cao, C., Ren, X., and Fu, Y., ``MVSFormer++: Revealing the devil in transformer’s details for multi-view stereo.’’ arXiv preprint arXiv:2401.11673 (2024). DOI: https://doi.org/10.48550/arXiv.2401.11673.</w:t>
-      </w:r>
-    </w:p>
-    <w:p>
-      <w:pPr>
-        <w:pStyle w:val="a4"/>
-      </w:pPr>
-      <w:r>
-        <w:t xml:space="preserve">[35] Yang, L., Kang, B., Huang, Z., Zhao, Z., Xu, X., Feng, J., and Zhao, H., ``Depth anything V2,’’ in [Advances in Neural Information Processing Systems (NeurIPS)], 37, 21875–21911 (2024). DOI: https://doi.org/10.52202/079017-0688.</w:t>
-      </w:r>
-    </w:p>
-    <w:p>
-      <w:pPr>
-        <w:pStyle w:val="a4"/>
-      </w:pPr>
-      <w:r>
-        <w:t xml:space="preserve">[36] Wang, R., Xu, S., Dai, C., Xiang, J., Deng, Y., Tong, X., and Yang, J., ``MoGe: Unlocking accurate monocular geometry estimation for open-domain images with optimal training supervision.’’ arXiv preprint arXiv:2410.19115 (2024). DOI: https://doi.org/10.1109/cvpr52734.2025.00496.</w:t>
-      </w:r>
-    </w:p>
-    <w:p>
-      <w:pPr>
-        <w:pStyle w:val="a4"/>
-      </w:pPr>
-      <w:r>
-        <w:t xml:space="preserve">[37] Wang, J., Chen, M., Karaev, N., Vedaldi, A., Rupprecht, C., and Novotny, D., ``VGGT: Visual geometry grounded transformer,’’ in [Proc. IEEE/CVF Conference on Computer Vision and Pattern Recognition (CVPR)], 5294–5306 (2025). DOI: https://doi.org/10.1109/cvpr52734.2025.00499.</w:t>
-      </w:r>
-    </w:p>
-    <w:p>
-      <w:pPr>
-        <w:pStyle w:val="a4"/>
-      </w:pPr>
-      <w:r>
-        <w:t xml:space="preserve">[38] Li, J., Wen, Z., Zhang, L., Hu, J., Hou, F., Zhang, Z., and He, Y., ``GS-Octree: Octree-based 3D Gaussian splatting for robust object-level 3D reconstruction under strong lighting.’’ arXiv preprint arXiv:2406.18199 (2024). DOI: https://doi.org/10.1111/cgf.15206.</w:t>
-      </w:r>
-    </w:p>
-    <w:p>
-      <w:pPr>
-        <w:pStyle w:val="a4"/>
-      </w:pPr>
-      <w:r>
-        <w:t xml:space="preserve">[39] Laurentini, A., ``The visual hull concept for silhouette-based image understanding,’’ IEEE Transactions on Pattern Analysis and Machine Intelligence~ 16(2), 150–162 (1994). DOI: https://doi.org/10.1109/34.273735.</w:t>
-      </w:r>
-    </w:p>
-    <w:p>
-      <w:pPr>
-        <w:pStyle w:val="a4"/>
-      </w:pPr>
-      <w:r>
-        <w:t xml:space="preserve">[40] Zhang, B., Fang, C., Shrestha, R., Liang, Y., Long, X., and Tan, P., ``RaDe-GS: Rasterizing depth in Gaussian splatting.’’ arXiv preprint arXiv:2406.01467 (2024). DOI: https://doi.org/10.1145/3789201.</w:t>
-      </w:r>
-    </w:p>
-    <w:p>
-      <w:pPr>
-        <w:pStyle w:val="a4"/>
-      </w:pPr>
-      <w:r>
-        <w:t xml:space="preserve">[41] Sabour, S., Goli, L., Kopanas, G., Matthews, M., Lagun, D., Guibas, L., Jacobson, A., Fleet, D.~J., and Tagliasacchi, A., ``SpotlessSplats: Ignoring distractors in 3D Gaussian splatting.’’ arXiv preprint arXiv:2406.20055 (2024). DOI: https://doi.org/10.1145/3727143.</w:t>
-      </w:r>
-    </w:p>
-    <w:p>
-      <w:pPr>
-        <w:pStyle w:val="a4"/>
-      </w:pPr>
-      <w:r>
-        <w:t xml:space="preserve">[42] Kheradmand, S., Rebain, D., Sharma, G., Sun, W., Tseng, J., Isack, H., Kar, A., Tagliasacchi, A., and Yi, K.~M., ``3D Gaussian splatting as markov chain monte carlo.’’ arXiv preprint arXiv:2404.09591 (2024). DOI: https://doi.org/10.52202/079017-2573.</w:t>
-      </w:r>
-    </w:p>
-    <w:p>
-      <w:pPr>
-        <w:pStyle w:val="a4"/>
-      </w:pPr>
-      <w:r>
-        <w:t xml:space="preserve">[43] Fang, G. and Wang, B., ``Mini-splatting: Representing scenes with a constrained number of gaussians.’’ arXiv preprint arXiv:2403.14166 (2024). DOI: https://doi.org/10.1007/978-3-031-72980-5_10.</w:t>
-      </w:r>
-    </w:p>
-    <w:p>
-      <w:pPr>
-        <w:pStyle w:val="a4"/>
-      </w:pPr>
-      <w:r>
-        <w:t xml:space="preserve">[44] Song, M., Lin, X., Zhang, D., Li, H., Li, X., Du, B., and Qi, L., ``D2GS: Depth-and-density guided gaussian splatting for stable and accurate sparse-view reconstruction.’’ arXiv preprint arXiv:2510.08566 (2025). DOI: https://doi.org/10.48550/arXiv.2510.08566.</w:t>
-      </w:r>
-    </w:p>
-    <w:p>
-      <w:pPr>
-        <w:pStyle w:val="a4"/>
-      </w:pPr>
-      <w:r>
-        <w:t xml:space="preserve">[45] Barron, J.~T., Mildenhall, B., Verbin, D., Srinivasan, P.~P., and Hedman, P., ``Mip-NeRF 360: Unbounded anti-aliased neural radiance fields,’’ in [Proc. IEEE/CVF Conference on Computer Vision and Pattern Recognition (CVPR)], 5460–5469 (2022). DOI: https://doi.org/10.1109/cvpr52688.2022.00539.</w:t>
-      </w:r>
-    </w:p>
-    <w:p>
-      <w:pPr>
-        <w:pStyle w:val="a4"/>
-      </w:pPr>
-      <w:r>
-        <w:t xml:space="preserve">[46] Mildenhall, B., Srinivasan, P.~P., Ortiz-Cayon, R., Kalantari, N.~K., Ramamoorthi, R., Ng, R., and Kar, A., ``Local light field fusion: Practical view synthesis with prescriptive sampling guidelines,’’ ACM Transactions on Graphics~ 38(4), 29:1–29:14 (2019). DOI: https://doi.org/10.1145/3306346.3322980.</w:t>
-      </w:r>
-    </w:p>
-    <w:bookmarkEnd w:id="55"/>
+    <w:p>
+      <w:pPr>
+        <w:pStyle w:val="a4"/>
+      </w:pPr>
+      <w:r>
+        <w:t xml:space="preserve">References</w:t>
+      </w:r>
+    </w:p>
+    <w:p>
+      <w:pPr>
+        <w:pStyle w:val="a4"/>
+      </w:pPr>
+      <w:r>
+        <w:t xml:space="preserve">Yang, J., Pavone, M., and Wang, Y.,</w:t>
+      </w:r>
+      <w:r>
+        <w:t xml:space="preserve"> </w:t>
+      </w:r>
+      <w:r>
+        <w:t xml:space="preserve">“FreeNeRF: Improving few-shot neural rendering with free frequency regularization,”</w:t>
+      </w:r>
+      <w:r>
+        <w:t xml:space="preserve"> </w:t>
+      </w:r>
+      <w:r>
+        <w:t xml:space="preserve">in [Proc. IEEE/CVF Conference on Computer Vision and Pattern Recognition (CVPR)], 8254–8263 (2023). DOI: https://doi.org/10.1109/cvpr52729.2023.00798.</w:t>
+      </w:r>
+    </w:p>
+    <w:p>
+      <w:pPr>
+        <w:pStyle w:val="a4"/>
+      </w:pPr>
+      <w:r>
+        <w:t xml:space="preserve">Niemeyer, M., Barron, J. T., Mildenhall, B., Sajjadi, M. S. M., Geiger, A., and Radwan, N.,</w:t>
+      </w:r>
+      <w:r>
+        <w:t xml:space="preserve"> </w:t>
+      </w:r>
+      <w:r>
+        <w:t xml:space="preserve">“RegNeRF: Regularizing neural radiance fields for view synthesis from sparse inputs,”</w:t>
+      </w:r>
+      <w:r>
+        <w:t xml:space="preserve"> </w:t>
+      </w:r>
+      <w:r>
+        <w:t xml:space="preserve">in [Proc. IEEE/CVF Conference on Computer Vision and Pattern Recognition (CVPR)], 5480–5490 (2022). DOI: https://doi.org/10.1109/cvpr52688.2022.00540.</w:t>
+      </w:r>
+    </w:p>
+    <w:p>
+      <w:pPr>
+        <w:pStyle w:val="a4"/>
+      </w:pPr>
+      <w:r>
+        <w:t xml:space="preserve">Kerbl, B., Kopanas, G., Leimkühler, T., and Drettakis, G.,</w:t>
+      </w:r>
+      <w:r>
+        <w:t xml:space="preserve"> </w:t>
+      </w:r>
+      <w:r>
+        <w:t xml:space="preserve">“3D gaussian splatting for real-time radiance field rendering,”</w:t>
+      </w:r>
+      <w:r>
+        <w:t xml:space="preserve"> </w:t>
+      </w:r>
+      <w:r>
+        <w:t xml:space="preserve">ACM Transactions on Graphics 42(4), 139:1–139:14 (2023). DOI: https://doi.org/10.1145/3592433.</w:t>
+      </w:r>
+    </w:p>
+    <w:p>
+      <w:pPr>
+        <w:pStyle w:val="a4"/>
+      </w:pPr>
+      <w:r>
+        <w:t xml:space="preserve">Lu, T., Yu, M., Xu, L., Xiangli, Y., Wang, L., Lin, D., and Dai, B.,</w:t>
+      </w:r>
+      <w:r>
+        <w:t xml:space="preserve"> </w:t>
+      </w:r>
+      <w:r>
+        <w:t xml:space="preserve">“Scaffold-GS: Structured 3D gaussians for view-adaptive rendering,”</w:t>
+      </w:r>
+      <w:r>
+        <w:t xml:space="preserve"> </w:t>
+      </w:r>
+      <w:r>
+        <w:t xml:space="preserve">in [Proc. IEEE/CVF Conference on Computer Vision and Pattern Recognition (CVPR)], 20654–20664 (2024). DOI: https://doi.org/10.1109/cvpr52733.2024.01952.</w:t>
+      </w:r>
+    </w:p>
+    <w:p>
+      <w:pPr>
+        <w:pStyle w:val="a4"/>
+      </w:pPr>
+      <w:r>
+        <w:t xml:space="preserve">Yu, Z., Chen, A., Huang, B., Sattler, T., and Geiger, A.,</w:t>
+      </w:r>
+      <w:r>
+        <w:t xml:space="preserve"> </w:t>
+      </w:r>
+      <w:r>
+        <w:t xml:space="preserve">“Mip-splatting: Alias-free 3D Gaussian splatting,”</w:t>
+      </w:r>
+      <w:r>
+        <w:t xml:space="preserve"> </w:t>
+      </w:r>
+      <w:r>
+        <w:t xml:space="preserve">in [Proc. IEEE/CVF Conference on Computer Vision and Pattern Recognition (CVPR)], 19447–19456 (2024). DOI: https://doi.org/10.1109/cvpr52733.2024.01839.</w:t>
+      </w:r>
+    </w:p>
+    <w:p>
+      <w:pPr>
+        <w:pStyle w:val="a4"/>
+      </w:pPr>
+      <w:r>
+        <w:t xml:space="preserve">Schönberger, J. L. and Frahm, J.-M.,</w:t>
+      </w:r>
+      <w:r>
+        <w:t xml:space="preserve"> </w:t>
+      </w:r>
+      <w:r>
+        <w:t xml:space="preserve">“Structure-from-motion revisited,”</w:t>
+      </w:r>
+      <w:r>
+        <w:t xml:space="preserve"> </w:t>
+      </w:r>
+      <w:r>
+        <w:t xml:space="preserve">in [Proc. IEEE Conference on Computer Vision and Pattern Recognition (CVPR)], 4104–4113 (2016). DOI: https://doi.org/10.1109/cvpr.2016.445.</w:t>
+      </w:r>
+    </w:p>
+    <w:p>
+      <w:pPr>
+        <w:pStyle w:val="a4"/>
+      </w:pPr>
+      <w:r>
+        <w:t xml:space="preserve">Chung, J., Oh, J., and Lee, K. M.,</w:t>
+      </w:r>
+      <w:r>
+        <w:t xml:space="preserve"> </w:t>
+      </w:r>
+      <w:r>
+        <w:t xml:space="preserve">“Depth-regularized optimization for 3D gaussian splatting in few-shot images,”</w:t>
+      </w:r>
+      <w:r>
+        <w:t xml:space="preserve"> </w:t>
+      </w:r>
+      <w:r>
+        <w:t xml:space="preserve">in [Proc. IEEE/CVF Conference on Computer Vision and Pattern Recognition Workshops (CVPRW)], 811–820 (2024). DOI: https://doi.org/10.1109/cvprw63382.2024.00086.</w:t>
+      </w:r>
+    </w:p>
+    <w:p>
+      <w:pPr>
+        <w:pStyle w:val="a4"/>
+      </w:pPr>
+      <w:r>
+        <w:t xml:space="preserve">Xu, Y., Wang, L., Chen, M., Ao, S., Li, L., and Guo, Y.,</w:t>
+      </w:r>
+      <w:r>
+        <w:t xml:space="preserve"> </w:t>
+      </w:r>
+      <w:r>
+        <w:t xml:space="preserve">“DropoutGS: Dropping out gaussians for better sparse-view rendering,”</w:t>
+      </w:r>
+      <w:r>
+        <w:t xml:space="preserve"> </w:t>
+      </w:r>
+      <w:r>
+        <w:t xml:space="preserve">in [Proc. IEEE/CVF Conference on Computer Vision and Pattern Recognition (CVPR)], 701–710 (2025). DOI: https://doi.org/10.1109/cvpr52734.2025.00074.</w:t>
+      </w:r>
+    </w:p>
+    <w:p>
+      <w:pPr>
+        <w:pStyle w:val="a4"/>
+      </w:pPr>
+      <w:r>
+        <w:t xml:space="preserve">Park, H., Ryu, G., and Kim, W.,</w:t>
+      </w:r>
+      <w:r>
+        <w:t xml:space="preserve"> </w:t>
+      </w:r>
+      <w:r>
+        <w:t xml:space="preserve">“DropGaussian: Structural regularization for sparse-view gaussian splatting,”</w:t>
+      </w:r>
+      <w:r>
+        <w:t xml:space="preserve"> </w:t>
+      </w:r>
+      <w:r>
+        <w:t xml:space="preserve">in [Proc. IEEE/CVF Conference on Computer Vision and Pattern Recognition (CVPR)], 21600–21609 (2025). DOI: https://doi.org/10.1109/cvpr52734.2025.02012.</w:t>
+      </w:r>
+    </w:p>
+    <w:p>
+      <w:pPr>
+        <w:pStyle w:val="a4"/>
+      </w:pPr>
+      <w:r>
+        <w:t xml:space="preserve">Somraj, N. and Soundararajan, R.,</w:t>
+      </w:r>
+      <w:r>
+        <w:t xml:space="preserve"> </w:t>
+      </w:r>
+      <w:r>
+        <w:t xml:space="preserve">“ViP-NeRF: Visibility prior for sparse input neural radiance fields,”</w:t>
+      </w:r>
+      <w:r>
+        <w:t xml:space="preserve"> </w:t>
+      </w:r>
+      <w:r>
+        <w:t xml:space="preserve">in [Proc. ACM SIGGRAPH Conference], 1–11 (2023). DOI: https://doi.org/10.1145/3588432.3591539.</w:t>
+      </w:r>
+    </w:p>
+    <w:p>
+      <w:pPr>
+        <w:pStyle w:val="a4"/>
+      </w:pPr>
+      <w:r>
+        <w:t xml:space="preserve">Li, J., Zhang, J., Bai, X., Zheng, J., Ning, X., Zhou, J., and Gu, L.,</w:t>
+      </w:r>
+      <w:r>
+        <w:t xml:space="preserve"> </w:t>
+      </w:r>
+      <w:r>
+        <w:t xml:space="preserve">“DNGaussian: Optimizing sparse-view 3D gaussian radiance fields with global-local depth normalization,”</w:t>
+      </w:r>
+      <w:r>
+        <w:t xml:space="preserve"> </w:t>
+      </w:r>
+      <w:r>
+        <w:t xml:space="preserve">in [Proc. IEEE/CVF Conference on Computer Vision and Pattern Recognition (CVPR)], 20775–20785 (2024). DOI: https://doi.org/10.1109/cvpr52733.2024.01963.</w:t>
+      </w:r>
+    </w:p>
+    <w:p>
+      <w:pPr>
+        <w:pStyle w:val="a4"/>
+      </w:pPr>
+      <w:r>
+        <w:t xml:space="preserve">Zhu, Z., Fan, Z., Jiang, Y., and Wang, Z.,</w:t>
+      </w:r>
+      <w:r>
+        <w:t xml:space="preserve"> </w:t>
+      </w:r>
+      <w:r>
+        <w:t xml:space="preserve">“FSGS: Real-time few-shot view synthesis using gaussian splatting,”</w:t>
+      </w:r>
+      <w:r>
+        <w:t xml:space="preserve"> </w:t>
+      </w:r>
+      <w:r>
+        <w:t xml:space="preserve">in [Proc. European Conference on Computer Vision (ECCV)], 145–163 (2024). DOI: https://doi.org/10.1007/978-3-031-72933-1_9.</w:t>
+      </w:r>
+    </w:p>
+    <w:p>
+      <w:pPr>
+        <w:pStyle w:val="a4"/>
+      </w:pPr>
+      <w:r>
+        <w:t xml:space="preserve">Zhang, J., Li, J., Yu, X., Huang, L., Gu, L., Zheng, J., and Bai, X.,</w:t>
+      </w:r>
+      <w:r>
+        <w:t xml:space="preserve"> </w:t>
+      </w:r>
+      <w:r>
+        <w:t xml:space="preserve">“CoR-GS: Sparse-view 3D gaussian splatting via co-regularization,”</w:t>
+      </w:r>
+      <w:r>
+        <w:t xml:space="preserve"> </w:t>
+      </w:r>
+      <w:r>
+        <w:t xml:space="preserve">in [Proc. European Conference on Computer Vision (ECCV)], 335–352 (2024). DOI: https://doi.org/10.1007/978-3-031-73232-4_19.</w:t>
+      </w:r>
+    </w:p>
+    <w:p>
+      <w:pPr>
+        <w:pStyle w:val="a4"/>
+      </w:pPr>
+      <w:r>
+        <w:t xml:space="preserve">Mildenhall, B., Srinivasan, P. P., Tancik, M., Barron, J. T., Ramamoorthi, R., and Ng, R.,</w:t>
+      </w:r>
+      <w:r>
+        <w:t xml:space="preserve"> </w:t>
+      </w:r>
+      <w:r>
+        <w:t xml:space="preserve">“NeRF: Representing scenes as neural radiance fields for view synthesis,”</w:t>
+      </w:r>
+      <w:r>
+        <w:t xml:space="preserve"> </w:t>
+      </w:r>
+      <w:r>
+        <w:t xml:space="preserve">Communications of the ACM 65(1), 99–106 (2021). DOI: https://doi.org/10.1145/3503250.</w:t>
+      </w:r>
+    </w:p>
+    <w:p>
+      <w:pPr>
+        <w:pStyle w:val="a4"/>
+      </w:pPr>
+      <w:r>
+        <w:t xml:space="preserve">Wang, G., Chen, Z., Loy, C. C., and Liu, Z.,</w:t>
+      </w:r>
+      <w:r>
+        <w:t xml:space="preserve"> </w:t>
+      </w:r>
+      <w:r>
+        <w:t xml:space="preserve">“SparseNeRF: Distilling depth ranking for few-shot novel view synthesis,”</w:t>
+      </w:r>
+      <w:r>
+        <w:t xml:space="preserve"> </w:t>
+      </w:r>
+      <w:r>
+        <w:t xml:space="preserve">in [Proc. IEEE/CVF International Conference on Computer Vision (ICCV)], 9031–9042 (2023). DOI: https://doi.org/10.1109/iccv51070.2023.00832.</w:t>
+      </w:r>
+    </w:p>
+    <w:p>
+      <w:pPr>
+        <w:pStyle w:val="a4"/>
+      </w:pPr>
+      <w:r>
+        <w:t xml:space="preserve">Deng, K., Liu, A., Zhu, J.-Y., and Ramanan, D.,</w:t>
+      </w:r>
+      <w:r>
+        <w:t xml:space="preserve"> </w:t>
+      </w:r>
+      <w:r>
+        <w:t xml:space="preserve">“Depth-supervised NeRF: Fewer views and faster training for free,”</w:t>
+      </w:r>
+      <w:r>
+        <w:t xml:space="preserve"> </w:t>
+      </w:r>
+      <w:r>
+        <w:t xml:space="preserve">in [Proc. IEEE/CVF Conference on Computer Vision and Pattern Recognition (CVPR)], 12872–12881 (2022). DOI: https://doi.org/10.1109/cvpr52688.2022.01254.</w:t>
+      </w:r>
+    </w:p>
+    <w:p>
+      <w:pPr>
+        <w:pStyle w:val="a4"/>
+      </w:pPr>
+      <w:r>
+        <w:t xml:space="preserve">Truong, P., Rakotosaona, M.-J., Manhardt, F., and Tombari, F.,</w:t>
+      </w:r>
+      <w:r>
+        <w:t xml:space="preserve"> </w:t>
+      </w:r>
+      <w:r>
+        <w:t xml:space="preserve">“SPARF: Neural radiance fields from sparse and noisy poses,”</w:t>
+      </w:r>
+      <w:r>
+        <w:t xml:space="preserve"> </w:t>
+      </w:r>
+      <w:r>
+        <w:t xml:space="preserve">in [Proc. IEEE/CVF Conference on Computer Vision and Pattern Recognition (CVPR)], 4190–4200 (2023). DOI: https://doi.org/10.1109/cvpr52729.2023.00408.</w:t>
+      </w:r>
+    </w:p>
+    <w:p>
+      <w:pPr>
+        <w:pStyle w:val="a4"/>
+      </w:pPr>
+      <w:r>
+        <w:t xml:space="preserve">Wu, R., Mildenhall, B., Henzler, P., Park, K., Gao, R., Watson, D., Srinivasan, P. P., Verbin, D., Barron, J. T., Poole, B., and Hoyński, A.,</w:t>
+      </w:r>
+      <w:r>
+        <w:t xml:space="preserve"> </w:t>
+      </w:r>
+      <w:r>
+        <w:t xml:space="preserve">“ReconFusion: 3D reconstruction with diffusion priors,”</w:t>
+      </w:r>
+      <w:r>
+        <w:t xml:space="preserve"> </w:t>
+      </w:r>
+      <w:r>
+        <w:t xml:space="preserve">in [Proc. IEEE/CVF Conference on Computer Vision and Pattern Recognition (CVPR)], 21551–21561 (2024). DOI: https://doi.org/10.1109/cvpr52733.2024.02036.</w:t>
+      </w:r>
+    </w:p>
+    <w:p>
+      <w:pPr>
+        <w:pStyle w:val="a4"/>
+      </w:pPr>
+      <w:r>
+        <w:t xml:space="preserve">Barron, J. T., Mildenhall, B., Verbin, D., Srinivasan, P. P., and Hedman, P.,</w:t>
+      </w:r>
+      <w:r>
+        <w:t xml:space="preserve"> </w:t>
+      </w:r>
+      <w:r>
+        <w:t xml:space="preserve">“Zip-NeRF: Anti-aliased grid-based neural radiance fields,”</w:t>
+      </w:r>
+      <w:r>
+        <w:t xml:space="preserve"> </w:t>
+      </w:r>
+      <w:r>
+        <w:t xml:space="preserve">in [Proc. IEEE/CVF International Conference on Computer Vision (ICCV)], 19697–19705 (2023). DOI: https://doi.org/10.1109/iccv51070.2023.01804.</w:t>
+      </w:r>
+    </w:p>
+    <w:p>
+      <w:pPr>
+        <w:pStyle w:val="a4"/>
+      </w:pPr>
+      <w:r>
+        <w:t xml:space="preserve">Yariv, L., Hedman, P., Reiser, C., Verbin, D., Srinivasan, P. P., Szeliski, R., Barron, J. T., and Mildenhall, B.,</w:t>
+      </w:r>
+      <w:r>
+        <w:t xml:space="preserve"> </w:t>
+      </w:r>
+      <w:r>
+        <w:t xml:space="preserve">“BakedSDF: Meshing neural SDFs for real-time view synthesis.”</w:t>
+      </w:r>
+      <w:r>
+        <w:t xml:space="preserve"> </w:t>
+      </w:r>
+      <w:r>
+        <w:t xml:space="preserve">arXiv preprint arXiv:2302.14859 (2023). DOI: https://doi.org/10.1145/3588432.3591536.</w:t>
+      </w:r>
+    </w:p>
+    <w:p>
+      <w:pPr>
+        <w:pStyle w:val="a4"/>
+      </w:pPr>
+      <w:r>
+        <w:t xml:space="preserve">Guédon, A. and Lepetit, V.,</w:t>
+      </w:r>
+      <w:r>
+        <w:t xml:space="preserve"> </w:t>
+      </w:r>
+      <w:r>
+        <w:t xml:space="preserve">“SuGaR: Surface-aligned Gaussian splatting for efficient 3D mesh reconstruction and high-quality mesh rendering,”</w:t>
+      </w:r>
+      <w:r>
+        <w:t xml:space="preserve"> </w:t>
+      </w:r>
+      <w:r>
+        <w:t xml:space="preserve">in [Proc. IEEE/CVF Conference on Computer Vision and Pattern Recognition (CVPR)], 5354–5363 (2024). DOI: https://doi.org/10.1109/cvpr52733.2024.00512.</w:t>
+      </w:r>
+    </w:p>
+    <w:p>
+      <w:pPr>
+        <w:pStyle w:val="a4"/>
+      </w:pPr>
+      <w:r>
+        <w:t xml:space="preserve">Huang, B., Yu, Z., Chen, A., Geiger, A., and Gao, S.,</w:t>
+      </w:r>
+      <w:r>
+        <w:t xml:space="preserve"> </w:t>
+      </w:r>
+      <w:r>
+        <w:t xml:space="preserve">“2D Gaussian splatting for geometrically accurate radiance fields.”</w:t>
+      </w:r>
+      <w:r>
+        <w:t xml:space="preserve"> </w:t>
+      </w:r>
+      <w:r>
+        <w:t xml:space="preserve">arXiv preprint arXiv:2403.17888 (2024). DOI: https://doi.org/10.1145/3641519.3657428.</w:t>
+      </w:r>
+    </w:p>
+    <w:p>
+      <w:pPr>
+        <w:pStyle w:val="a4"/>
+      </w:pPr>
+      <w:r>
+        <w:t xml:space="preserve">Bao, Z., Liao, G., Zhou, K., Liu, K., Li, Q., and Qiu, G.,</w:t>
+      </w:r>
+      <w:r>
+        <w:t xml:space="preserve"> </w:t>
+      </w:r>
+      <w:r>
+        <w:t xml:space="preserve">“LoopSparseGS: Loop-based sparse-view friendly Gaussian splatting,”</w:t>
+      </w:r>
+      <w:r>
+        <w:t xml:space="preserve"> </w:t>
+      </w:r>
+      <w:r>
+        <w:t xml:space="preserve">IEEE Transactions on Image Processing 34, 3889–3902 (2025). DOI: https://doi.org/10.1109/TIP.2025.3574929.</w:t>
+      </w:r>
+    </w:p>
+    <w:p>
+      <w:pPr>
+        <w:pStyle w:val="a4"/>
+      </w:pPr>
+      <w:r>
+        <w:t xml:space="preserve">Cheng, K., Long, X., Yang, K., Yao, Y., Yin, W., Ma, Y., Wang, W., and Chen, X.,</w:t>
+      </w:r>
+      <w:r>
+        <w:t xml:space="preserve"> </w:t>
+      </w:r>
+      <w:r>
+        <w:t xml:space="preserve">“GaussianPro: 3D Gaussian splatting with progressive propagation.”</w:t>
+      </w:r>
+      <w:r>
+        <w:t xml:space="preserve"> </w:t>
+      </w:r>
+      <w:r>
+        <w:t xml:space="preserve">arXiv preprint arXiv:2402.14650 (2024). DOI: https://doi.org/10.48550/arXiv.2402.14650.</w:t>
+      </w:r>
+    </w:p>
+    <w:p>
+      <w:pPr>
+        <w:pStyle w:val="a4"/>
+      </w:pPr>
+      <w:r>
+        <w:t xml:space="preserve">Zhou, Z., Xiong, Y.-J., Zhang, J.-C., Xia, C.-M., Qiu, X., and Zhan, H.,</w:t>
+      </w:r>
+      <w:r>
+        <w:t xml:space="preserve"> </w:t>
+      </w:r>
+      <w:r>
+        <w:t xml:space="preserve">“Gradient-direction-aware density control for 3D Gaussian splatting.”</w:t>
+      </w:r>
+      <w:r>
+        <w:t xml:space="preserve"> </w:t>
+      </w:r>
+      <w:r>
+        <w:t xml:space="preserve">arXiv preprint arXiv:2508.09239 (2025). DOI: https://doi.org/10.48550/arXiv.2508.09239.</w:t>
+      </w:r>
+    </w:p>
+    <w:p>
+      <w:pPr>
+        <w:pStyle w:val="a4"/>
+      </w:pPr>
+      <w:r>
+        <w:t xml:space="preserve">Zheng, Y., Jiang, Z., He, S., Sun, Y., Dong, J., Zhang, H., and Du, Y.,</w:t>
+      </w:r>
+      <w:r>
+        <w:t xml:space="preserve"> </w:t>
+      </w:r>
+      <w:r>
+        <w:t xml:space="preserve">“NexusGS: Sparse view synthesis with epipolar depth priors in 3D Gaussian splatting,”</w:t>
+      </w:r>
+      <w:r>
+        <w:t xml:space="preserve"> </w:t>
+      </w:r>
+      <w:r>
+        <w:t xml:space="preserve">in [Proc. IEEE/CVF Conference on Computer Vision and Pattern Recognition (CVPR)], 26800–26809 (2025). DOI: https://doi.org/10.1109/cvpr52734.2025.02496.</w:t>
+      </w:r>
+    </w:p>
+    <w:p>
+      <w:pPr>
+        <w:pStyle w:val="a4"/>
+      </w:pPr>
+      <w:r>
+        <w:t xml:space="preserve">Patle, G., Girgaonkar, N., Somraj, N., and Soundararajan, R.,</w:t>
+      </w:r>
+      <w:r>
+        <w:t xml:space="preserve"> </w:t>
+      </w:r>
+      <w:r>
+        <w:t xml:space="preserve">“AD-GS: Alternating densification for sparse-input 3D Gaussian splatting.”</w:t>
+      </w:r>
+      <w:r>
+        <w:t xml:space="preserve"> </w:t>
+      </w:r>
+      <w:r>
+        <w:t xml:space="preserve">arXiv preprint arXiv:2509.11003 (2025). DOI: https://doi.org/10.1145/3757377.3763993.</w:t>
+      </w:r>
+    </w:p>
+    <w:p>
+      <w:pPr>
+        <w:pStyle w:val="a4"/>
+      </w:pPr>
+      <w:r>
+        <w:t xml:space="preserve">Xiong, H., Muttukuru, S., Upadhyay, R., Chari, P., and Kadambi, A.,</w:t>
+      </w:r>
+      <w:r>
+        <w:t xml:space="preserve"> </w:t>
+      </w:r>
+      <w:r>
+        <w:t xml:space="preserve">“SparseGS: Real-time 360° sparse view synthesis using Gaussian splatting,”</w:t>
+      </w:r>
+      <w:r>
+        <w:t xml:space="preserve"> </w:t>
+      </w:r>
+      <w:r>
+        <w:t xml:space="preserve">in [Proc. International Conference on 3D Vision (3DV)], (2025). DOI: https://doi.org/10.1109/3dv66043.2025.00100.</w:t>
+      </w:r>
+    </w:p>
+    <w:p>
+      <w:pPr>
+        <w:pStyle w:val="a4"/>
+      </w:pPr>
+      <w:r>
+        <w:t xml:space="preserve">Fang, S., Shen, I.-C., Zhang, X., Wang, Z., Wang, Y., Ding, W., Yu, G., and Igarashi, T.,</w:t>
+      </w:r>
+      <w:r>
+        <w:t xml:space="preserve"> </w:t>
+      </w:r>
+      <w:r>
+        <w:t xml:space="preserve">“Dropping anchor and spherical harmonics for sparse-view Gaussian splatting.”</w:t>
+      </w:r>
+      <w:r>
+        <w:t xml:space="preserve"> </w:t>
+      </w:r>
+      <w:r>
+        <w:t xml:space="preserve">arXiv preprint arXiv:2602.20933 (2026). DOI: https://doi.org/10.48550/arXiv.2602.20933.</w:t>
+      </w:r>
+    </w:p>
+    <w:p>
+      <w:pPr>
+        <w:pStyle w:val="a4"/>
+      </w:pPr>
+      <w:r>
+        <w:t xml:space="preserve">Wang, S., Leroy, V., Cabon, Y., Chidlovskii, B., and Revaud, J.,</w:t>
+      </w:r>
+      <w:r>
+        <w:t xml:space="preserve"> </w:t>
+      </w:r>
+      <w:r>
+        <w:t xml:space="preserve">“DUSt3R: Geometric 3D vision made easy,”</w:t>
+      </w:r>
+      <w:r>
+        <w:t xml:space="preserve"> </w:t>
+      </w:r>
+      <w:r>
+        <w:t xml:space="preserve">in [Proc. IEEE/CVF Conference on Computer Vision and Pattern Recognition (CVPR)], 20697–20709 (2024). DOI: https://doi.org/10.1109/cvpr52733.2024.01956.</w:t>
+      </w:r>
+    </w:p>
+    <w:p>
+      <w:pPr>
+        <w:pStyle w:val="a4"/>
+      </w:pPr>
+      <w:r>
+        <w:t xml:space="preserve">Fan, Z., Cong, W., Wen, K., Wang, K., Zhang, J., Ding, X., Xu, D., Ivanovic, B., Pavone, M., Pavlakos, G., Wang, Z., and Wang, Y.,</w:t>
+      </w:r>
+      <w:r>
+        <w:t xml:space="preserve"> </w:t>
+      </w:r>
+      <w:r>
+        <w:t xml:space="preserve">“InstantSplat: Sparse-view Gaussian splatting in seconds.”</w:t>
+      </w:r>
+      <w:r>
+        <w:t xml:space="preserve"> </w:t>
+      </w:r>
+      <w:r>
+        <w:t xml:space="preserve">arXiv preprint arXiv:2403.20309 (2024). DOI: https://doi.org/10.48550/arXiv.2403.20309.</w:t>
+      </w:r>
+    </w:p>
+    <w:p>
+      <w:pPr>
+        <w:pStyle w:val="a4"/>
+      </w:pPr>
+      <w:r>
+        <w:t xml:space="preserve">Charatan, D., Li, S. L., Tagliasacchi, A., and Sitzmann, V.,</w:t>
+      </w:r>
+      <w:r>
+        <w:t xml:space="preserve"> </w:t>
+      </w:r>
+      <w:r>
+        <w:t xml:space="preserve">“pixelSplat: 3D Gaussian splats from image pairs for scalable generalizable 3D reconstruction,”</w:t>
+      </w:r>
+      <w:r>
+        <w:t xml:space="preserve"> </w:t>
+      </w:r>
+      <w:r>
+        <w:t xml:space="preserve">in [Proc. IEEE/CVF Conference on Computer Vision and Pattern Recognition (CVPR)], 19457–19467 (2024). DOI: https://doi.org/10.1109/cvpr52733.2024.01840.</w:t>
+      </w:r>
+    </w:p>
+    <w:p>
+      <w:pPr>
+        <w:pStyle w:val="a4"/>
+      </w:pPr>
+      <w:r>
+        <w:t xml:space="preserve">Chen, Y., Xu, H., Zheng, C., Zhuang, B., Pollefeys, M., Geiger, A., Cham, T.-J., and Cai, J.,</w:t>
+      </w:r>
+      <w:r>
+        <w:t xml:space="preserve"> </w:t>
+      </w:r>
+      <w:r>
+        <w:t xml:space="preserve">“MVSplat: Efficient 3D Gaussian splatting from sparse multi-view images,”</w:t>
+      </w:r>
+      <w:r>
+        <w:t xml:space="preserve"> </w:t>
+      </w:r>
+      <w:r>
+        <w:t xml:space="preserve">in [Proc. European Conference on Computer Vision (ECCV)], 370–381 (2024). DOI: https://doi.org/10.1007/978-3-031-72664-4_21.</w:t>
+      </w:r>
+    </w:p>
+    <w:p>
+      <w:pPr>
+        <w:pStyle w:val="a4"/>
+      </w:pPr>
+      <w:r>
+        <w:t xml:space="preserve">Cao, C., Ren, X., and Fu, Y.,</w:t>
+      </w:r>
+      <w:r>
+        <w:t xml:space="preserve"> </w:t>
+      </w:r>
+      <w:r>
+        <w:t xml:space="preserve">“MVSFormer++: Revealing the devil in transformer’s details for multi-view stereo.”</w:t>
+      </w:r>
+      <w:r>
+        <w:t xml:space="preserve"> </w:t>
+      </w:r>
+      <w:r>
+        <w:t xml:space="preserve">arXiv preprint arXiv:2401.11673 (2024). DOI: https://doi.org/10.48550/arXiv.2401.11673.</w:t>
+      </w:r>
+    </w:p>
+    <w:p>
+      <w:pPr>
+        <w:pStyle w:val="a4"/>
+      </w:pPr>
+      <w:r>
+        <w:t xml:space="preserve">Yang, L., Kang, B., Huang, Z., Zhao, Z., Xu, X., Feng, J., and Zhao, H.,</w:t>
+      </w:r>
+      <w:r>
+        <w:t xml:space="preserve"> </w:t>
+      </w:r>
+      <w:r>
+        <w:t xml:space="preserve">“Depth anything V2,”</w:t>
+      </w:r>
+      <w:r>
+        <w:t xml:space="preserve"> </w:t>
+      </w:r>
+      <w:r>
+        <w:t xml:space="preserve">in [Advances in Neural Information Processing Systems (NeurIPS)], 37, 21875–21911 (2024). DOI: https://doi.org/10.52202/079017-0688.</w:t>
+      </w:r>
+    </w:p>
+    <w:p>
+      <w:pPr>
+        <w:pStyle w:val="a4"/>
+      </w:pPr>
+      <w:r>
+        <w:t xml:space="preserve">Wang, R., Xu, S., Dai, C., Xiang, J., Deng, Y., Tong, X., and Yang, J.,</w:t>
+      </w:r>
+      <w:r>
+        <w:t xml:space="preserve"> </w:t>
+      </w:r>
+      <w:r>
+        <w:t xml:space="preserve">“MoGe: Unlocking accurate monocular geometry estimation for open-domain images with optimal training supervision.”</w:t>
+      </w:r>
+      <w:r>
+        <w:t xml:space="preserve"> </w:t>
+      </w:r>
+      <w:r>
+        <w:t xml:space="preserve">arXiv preprint arXiv:2410.19115 (2024). DOI: https://doi.org/10.1109/cvpr52734.2025.00496.</w:t>
+      </w:r>
+    </w:p>
+    <w:p>
+      <w:pPr>
+        <w:pStyle w:val="a4"/>
+      </w:pPr>
+      <w:r>
+        <w:t xml:space="preserve">Wang, J., Chen, M., Karaev, N., Vedaldi, A., Rupprecht, C., and Novotny, D.,</w:t>
+      </w:r>
+      <w:r>
+        <w:t xml:space="preserve"> </w:t>
+      </w:r>
+      <w:r>
+        <w:t xml:space="preserve">“VGGT: Visual geometry grounded transformer,”</w:t>
+      </w:r>
+      <w:r>
+        <w:t xml:space="preserve"> </w:t>
+      </w:r>
+      <w:r>
+        <w:t xml:space="preserve">in [Proc. IEEE/CVF Conference on Computer Vision and Pattern Recognition (CVPR)], 5294–5306 (2025). DOI: https://doi.org/10.1109/cvpr52734.2025.00499.</w:t>
+      </w:r>
+    </w:p>
+    <w:p>
+      <w:pPr>
+        <w:pStyle w:val="a4"/>
+      </w:pPr>
+      <w:r>
+        <w:t xml:space="preserve">Li, J., Wen, Z., Zhang, L., Hu, J., Hou, F., Zhang, Z., and He, Y.,</w:t>
+      </w:r>
+      <w:r>
+        <w:t xml:space="preserve"> </w:t>
+      </w:r>
+      <w:r>
+        <w:t xml:space="preserve">“GS-Octree: Octree-based 3D Gaussian splatting for robust object-level 3D reconstruction under strong lighting.”</w:t>
+      </w:r>
+      <w:r>
+        <w:t xml:space="preserve"> </w:t>
+      </w:r>
+      <w:r>
+        <w:t xml:space="preserve">arXiv preprint arXiv:2406.18199 (2024). DOI: https://doi.org/10.1111/cgf.15206.</w:t>
+      </w:r>
+    </w:p>
+    <w:p>
+      <w:pPr>
+        <w:pStyle w:val="a4"/>
+      </w:pPr>
+      <w:r>
+        <w:t xml:space="preserve">Laurentini, A.,</w:t>
+      </w:r>
+      <w:r>
+        <w:t xml:space="preserve"> </w:t>
+      </w:r>
+      <w:r>
+        <w:t xml:space="preserve">“The visual hull concept for silhouette-based image understanding,”</w:t>
+      </w:r>
+      <w:r>
+        <w:t xml:space="preserve"> </w:t>
+      </w:r>
+      <w:r>
+        <w:t xml:space="preserve">IEEE Transactions on Pattern Analysis and Machine Intelligence 16(2), 150–162 (1994). DOI: https://doi.org/10.1109/34.273735.</w:t>
+      </w:r>
+    </w:p>
+    <w:p>
+      <w:pPr>
+        <w:pStyle w:val="a4"/>
+      </w:pPr>
+      <w:r>
+        <w:t xml:space="preserve">Zhang, B., Fang, C., Shrestha, R., Liang, Y., Long, X., and Tan, P.,</w:t>
+      </w:r>
+      <w:r>
+        <w:t xml:space="preserve"> </w:t>
+      </w:r>
+      <w:r>
+        <w:t xml:space="preserve">“RaDe-GS: Rasterizing depth in Gaussian splatting.”</w:t>
+      </w:r>
+      <w:r>
+        <w:t xml:space="preserve"> </w:t>
+      </w:r>
+      <w:r>
+        <w:t xml:space="preserve">arXiv preprint arXiv:2406.01467 (2024). DOI: https://doi.org/10.1145/3789201.</w:t>
+      </w:r>
+    </w:p>
+    <w:p>
+      <w:pPr>
+        <w:pStyle w:val="a4"/>
+      </w:pPr>
+      <w:r>
+        <w:t xml:space="preserve">Sabour, S., Goli, L., Kopanas, G., Matthews, M., Lagun, D., Guibas, L., Jacobson, A., Fleet, D. J., and Tagliasacchi, A.,</w:t>
+      </w:r>
+      <w:r>
+        <w:t xml:space="preserve"> </w:t>
+      </w:r>
+      <w:r>
+        <w:t xml:space="preserve">“SpotlessSplats: Ignoring distractors in 3D Gaussian splatting.”</w:t>
+      </w:r>
+      <w:r>
+        <w:t xml:space="preserve"> </w:t>
+      </w:r>
+      <w:r>
+        <w:t xml:space="preserve">arXiv preprint arXiv:2406.20055 (2024). DOI: https://doi.org/10.1145/3727143.</w:t>
+      </w:r>
+    </w:p>
+    <w:p>
+      <w:pPr>
+        <w:pStyle w:val="a4"/>
+      </w:pPr>
+      <w:r>
+        <w:t xml:space="preserve">Kheradmand, S., Rebain, D., Sharma, G., Sun, W., Tseng, J., Isack, H., Kar, A., Tagliasacchi, A., and Yi, K. M.,</w:t>
+      </w:r>
+      <w:r>
+        <w:t xml:space="preserve"> </w:t>
+      </w:r>
+      <w:r>
+        <w:t xml:space="preserve">“3D Gaussian splatting as markov chain monte carlo.”</w:t>
+      </w:r>
+      <w:r>
+        <w:t xml:space="preserve"> </w:t>
+      </w:r>
+      <w:r>
+        <w:t xml:space="preserve">arXiv preprint arXiv:2404.09591 (2024). DOI: https://doi.org/10.52202/079017-2573.</w:t>
+      </w:r>
+    </w:p>
+    <w:p>
+      <w:pPr>
+        <w:pStyle w:val="a4"/>
+      </w:pPr>
+      <w:r>
+        <w:t xml:space="preserve">Fang, G. and Wang, B.,</w:t>
+      </w:r>
+      <w:r>
+        <w:t xml:space="preserve"> </w:t>
+      </w:r>
+      <w:r>
+        <w:t xml:space="preserve">“Mini-splatting: Representing scenes with a constrained number of gaussians.”</w:t>
+      </w:r>
+      <w:r>
+        <w:t xml:space="preserve"> </w:t>
+      </w:r>
+      <w:r>
+        <w:t xml:space="preserve">arXiv preprint arXiv:2403.14166 (2024). DOI: https://doi.org/10.1007/978-3-031-72980-5_10.</w:t>
+      </w:r>
+    </w:p>
+    <w:p>
+      <w:pPr>
+        <w:pStyle w:val="a4"/>
+      </w:pPr>
+      <w:r>
+        <w:t xml:space="preserve">Song, M., Lin, X., Zhang, D., Li, H., Li, X., Du, B., and Qi, L.,</w:t>
+      </w:r>
+      <w:r>
+        <w:t xml:space="preserve"> </w:t>
+      </w:r>
+      <w:r>
+        <w:t xml:space="preserve">“D2GS: Depth-and-density guided gaussian splatting for stable and accurate sparse-view reconstruction.”</w:t>
+      </w:r>
+      <w:r>
+        <w:t xml:space="preserve"> </w:t>
+      </w:r>
+      <w:r>
+        <w:t xml:space="preserve">arXiv preprint arXiv:2510.08566 (2025). DOI: https://doi.org/10.48550/arXiv.2510.08566.</w:t>
+      </w:r>
+    </w:p>
+    <w:p>
+      <w:pPr>
+        <w:pStyle w:val="a4"/>
+      </w:pPr>
+      <w:r>
+        <w:t xml:space="preserve">Barron, J. T., Mildenhall, B., Verbin, D., Srinivasan, P. P., and Hedman, P.,</w:t>
+      </w:r>
+      <w:r>
+        <w:t xml:space="preserve"> </w:t>
+      </w:r>
+      <w:r>
+        <w:t xml:space="preserve">“Mip-NeRF 360: Unbounded anti-aliased neural radiance fields,”</w:t>
+      </w:r>
+      <w:r>
+        <w:t xml:space="preserve"> </w:t>
+      </w:r>
+      <w:r>
+        <w:t xml:space="preserve">in [Proc. IEEE/CVF Conference on Computer Vision and Pattern Recognition (CVPR)], 5460–5469 (2022). DOI: https://doi.org/10.1109/cvpr52688.2022.00539.</w:t>
+      </w:r>
+    </w:p>
+    <w:p>
+      <w:pPr>
+        <w:pStyle w:val="a4"/>
+      </w:pPr>
+      <w:r>
+        <w:t xml:space="preserve">Mildenhall, B., Srinivasan, P. P., Ortiz-Cayon, R., Kalantari, N. K., Ramamoorthi, R., Ng, R., and Kar, A.,</w:t>
+      </w:r>
+      <w:r>
+        <w:t xml:space="preserve"> </w:t>
+      </w:r>
+      <w:r>
+        <w:t xml:space="preserve">“Local light field fusion: Practical view synthesis with prescriptive sampling guidelines,”</w:t>
+      </w:r>
+      <w:r>
+        <w:t xml:space="preserve"> </w:t>
+      </w:r>
+      <w:r>
+        <w:t xml:space="preserve">ACM Transactions on Graphics 38(4), 29:1–29:14 (2019). DOI: https://doi.org/10.1145/3306346.3322980.</w:t>
+      </w:r>
+    </w:p>
+    <w:bookmarkEnd w:id="52"/>
     <w:sectPr>
       <w:headerReference r:id="rId21" w:type="default"/>
       <w:footerReference r:id="rId22" w:type="default"/>
